--- a/Documento explicativo sobre o jogo direcionado ao NAPNE.docx
+++ b/Documento explicativo sobre o jogo direcionado ao NAPNE.docx
@@ -1,53 +1,46 @@
 
 <file path=word/document.xml><?xml version="1.0" encoding="utf-8"?>
-<w:document xmlns:mc="http://schemas.openxmlformats.org/markup-compatibility/2006" xmlns:o="urn:schemas-microsoft-com:office:office" xmlns:r="http://schemas.openxmlformats.org/officeDocument/2006/relationships" xmlns:m="http://schemas.openxmlformats.org/officeDocument/2006/math" xmlns:v="urn:schemas-microsoft-com:vml" xmlns:wp="http://schemas.openxmlformats.org/drawingml/2006/wordprocessingDrawing" xmlns:w10="urn:schemas-microsoft-com:office:word" xmlns:w="http://schemas.openxmlformats.org/wordprocessingml/2006/main" xmlns:wne="http://schemas.microsoft.com/office/word/2006/wordml" xmlns:sl="http://schemas.openxmlformats.org/schemaLibrary/2006/main" xmlns:a="http://schemas.openxmlformats.org/drawingml/2006/main" xmlns:pic="http://schemas.openxmlformats.org/drawingml/2006/picture" xmlns:c="http://schemas.openxmlformats.org/drawingml/2006/chart" xmlns:lc="http://schemas.openxmlformats.org/drawingml/2006/lockedCanvas" xmlns:dgm="http://schemas.openxmlformats.org/drawingml/2006/diagram" xmlns:wps="http://schemas.microsoft.com/office/word/2010/wordprocessingShape" xmlns:wpg="http://schemas.microsoft.com/office/word/2010/wordprocessingGroup" xmlns:w14="http://schemas.microsoft.com/office/word/2010/wordml" xmlns:w15="http://schemas.microsoft.com/office/word/2012/wordml" xmlns:w16="http://schemas.microsoft.com/office/word/2018/wordml" xmlns:w16cex="http://schemas.microsoft.com/office/word/2018/wordml/cex" xmlns:w16cid="http://schemas.microsoft.com/office/word/2016/wordml/cid" xmlns="http://schemas.microsoft.com/office/tasks/2019/documenttasks" xmlns:cr="http://schemas.microsoft.com/office/comments/2020/reactions">
+<w:document xmlns:wpc="http://schemas.microsoft.com/office/word/2010/wordprocessingCanvas" xmlns:cx="http://schemas.microsoft.com/office/drawing/2014/chartex" xmlns:cx1="http://schemas.microsoft.com/office/drawing/2015/9/8/chartex" xmlns:cx2="http://schemas.microsoft.com/office/drawing/2015/10/21/chartex" xmlns:cx3="http://schemas.microsoft.com/office/drawing/2016/5/9/chartex" xmlns:cx4="http://schemas.microsoft.com/office/drawing/2016/5/10/chartex" xmlns:cx5="http://schemas.microsoft.com/office/drawing/2016/5/11/chartex" xmlns:cx6="http://schemas.microsoft.com/office/drawing/2016/5/12/chartex" xmlns:cx7="http://schemas.microsoft.com/office/drawing/2016/5/13/chartex" xmlns:cx8="http://schemas.microsoft.com/office/drawing/2016/5/14/chartex" xmlns:mc="http://schemas.openxmlformats.org/markup-compatibility/2006" xmlns:aink="http://schemas.microsoft.com/office/drawing/2016/ink" xmlns:am3d="http://schemas.microsoft.com/office/drawing/2017/model3d" xmlns:o="urn:schemas-microsoft-com:office:office" xmlns:r="http://schemas.openxmlformats.org/officeDocument/2006/relationships" xmlns:m="http://schemas.openxmlformats.org/officeDocument/2006/math" xmlns:v="urn:schemas-microsoft-com:vml" xmlns:wp14="http://schemas.microsoft.com/office/word/2010/wordprocessingDrawing" xmlns:wp="http://schemas.openxmlformats.org/drawingml/2006/wordprocessingDrawing" xmlns:w10="urn:schemas-microsoft-com:office:word" xmlns:w="http://schemas.openxmlformats.org/wordprocessingml/2006/main" xmlns:w14="http://schemas.microsoft.com/office/word/2010/wordml" xmlns:w15="http://schemas.microsoft.com/office/word/2012/wordml" xmlns:w16cid="http://schemas.microsoft.com/office/word/2016/wordml/cid" xmlns:w16se="http://schemas.microsoft.com/office/word/2015/wordml/symex" xmlns:wpg="http://schemas.microsoft.com/office/word/2010/wordprocessingGroup" xmlns:wpi="http://schemas.microsoft.com/office/word/2010/wordprocessingInk" xmlns:wne="http://schemas.microsoft.com/office/word/2006/wordml" xmlns:wps="http://schemas.microsoft.com/office/word/2010/wordprocessingShape" mc:Ignorable="w14 w15 w16se w16cid wp14">
   <w:body>
     <w:p>
       <w:pPr>
-        <w:spacing w:after="240" w:lineRule="auto"/>
-        <w:rPr>
-          <w:b w:val="1"/>
-          <w:bCs w:val="1"/>
-        </w:rPr>
-      </w:pPr>
-      <w:r>
-        <w:rPr>
-          <w:b w:val="1"/>
-          <w:bCs w:val="1"/>
-          <w:rtl w:val="0"/>
-        </w:rPr>
-        <w:t xml:space="preserve">Documento Técnico-Pedagógico: Jogo Digital de Organização Silábica (sem nome definitivo)</w:t>
+        <w:spacing w:after="240"/>
+        <w:rPr>
+          <w:b/>
+          <w:bCs/>
+        </w:rPr>
+      </w:pPr>
+      <w:r>
+        <w:rPr>
+          <w:b/>
+          <w:bCs/>
+        </w:rPr>
+        <w:t>Documento Técnico-Pedagógico: Jogo Digital de Organização Silábica (sem nome definitivo)</w:t>
       </w:r>
     </w:p>
     <w:p>
       <w:pPr>
-        <w:spacing w:after="240" w:lineRule="auto"/>
-        <w:rPr/>
-      </w:pPr>
-      <w:r>
-        <w:rPr>
-          <w:rtl w:val="0"/>
-        </w:rPr>
-        <w:t xml:space="preserve">Este documento apresenta a proposta do jogo educativo digital voltado às ações do Núcleo de Apoio a Pessoas com Necessidades Específicas (NAPNE), unindo tecnologia assistiva e práticas pedagógicas inclusivas para o desenvolvimento da consciência fonológica e da discriminação visual.</w:t>
+        <w:spacing w:after="240"/>
+      </w:pPr>
+      <w:r>
+        <w:t>Este documento apresenta a proposta do jogo educativo digital voltado às ações do Núcleo de Apoio a Pessoas com Necessidades Específicas (NAPNE), unindo tecnologia assistiva e práticas pedagógicas inclusivas para o desenvolvimento da consciência fonológica</w:t>
+      </w:r>
+      <w:r>
+        <w:t xml:space="preserve"> e da discriminação visual.</w:t>
       </w:r>
     </w:p>
     <w:p>
       <w:pPr>
-        <w:spacing w:after="240" w:lineRule="auto"/>
-        <w:rPr/>
-      </w:pPr>
-      <w:r>
-        <w:rPr>
-          <w:b w:val="1"/>
-          <w:bCs w:val="1"/>
-          <w:rtl w:val="0"/>
-        </w:rPr>
-        <w:t xml:space="preserve">1. Objetivos Pedagógicos e Público-Alvo</w:t>
-      </w:r>
-      <w:r>
-        <w:rPr>
-          <w:rtl w:val="0"/>
-        </w:rPr>
+        <w:spacing w:after="240"/>
+      </w:pPr>
+      <w:r>
+        <w:rPr>
+          <w:b/>
+          <w:bCs/>
+        </w:rPr>
+        <w:t>1. Objetivos Pedagógicos e Público-Alvo</w:t>
+      </w:r>
+      <w:r>
         <w:t xml:space="preserve"> O recurso é direcionado a estudantes acompanhados pelo NAPNE, incluindo alunos com Transtorno do Espectro Autista (TEA), TDAH, Deficiência Intelectual e transtornos de aprendizagem.</w:t>
       </w:r>
     </w:p>
@@ -57,21 +50,22 @@
           <w:ilvl w:val="0"/>
           <w:numId w:val="1"/>
         </w:numPr>
-        <w:spacing w:after="0" w:afterAutospacing="0" w:lineRule="auto"/>
-        <w:ind w:left="720" w:hanging="360"/>
-      </w:pPr>
-      <w:r>
-        <w:rPr>
-          <w:b w:val="1"/>
-          <w:bCs w:val="1"/>
-          <w:rtl w:val="0"/>
-        </w:rPr>
-        <w:t xml:space="preserve">Segmentação Silábica:</w:t>
-      </w:r>
-      <w:r>
-        <w:rPr>
-          <w:rtl w:val="0"/>
-        </w:rPr>
+      </w:pPr>
+      <w:r>
+        <w:rPr>
+          <w:b/>
+          <w:bCs/>
+        </w:rPr>
+        <w:t>Segmen</w:t>
+      </w:r>
+      <w:r>
+        <w:rPr>
+          <w:b/>
+          <w:bCs/>
+        </w:rPr>
+        <w:t>tação Silábica:</w:t>
+      </w:r>
+      <w:r>
         <w:t xml:space="preserve"> Promove o reconhecimento e a manipulação da estrutura interna de palavras trissílabas.</w:t>
       </w:r>
     </w:p>
@@ -81,21 +75,15 @@
           <w:ilvl w:val="0"/>
           <w:numId w:val="1"/>
         </w:numPr>
-        <w:spacing w:after="0" w:afterAutospacing="0" w:lineRule="auto"/>
-        <w:ind w:left="720" w:hanging="360"/>
-      </w:pPr>
-      <w:r>
-        <w:rPr>
-          <w:b w:val="1"/>
-          <w:bCs w:val="1"/>
-          <w:rtl w:val="0"/>
-        </w:rPr>
-        <w:t xml:space="preserve">Sequenciamento Lógico-Espacial:</w:t>
-      </w:r>
-      <w:r>
-        <w:rPr>
-          <w:rtl w:val="0"/>
-        </w:rPr>
+      </w:pPr>
+      <w:r>
+        <w:rPr>
+          <w:b/>
+          <w:bCs/>
+        </w:rPr>
+        <w:t>Sequenciamento Lógico-Espacial:</w:t>
+      </w:r>
+      <w:r>
         <w:t xml:space="preserve"> Estimula a ordenação hierárquica das unidades linguísticas.</w:t>
       </w:r>
     </w:p>
@@ -105,22 +93,19 @@
           <w:ilvl w:val="0"/>
           <w:numId w:val="1"/>
         </w:numPr>
-        <w:spacing w:after="0" w:afterAutospacing="0" w:lineRule="auto"/>
-        <w:ind w:left="720" w:hanging="360"/>
-      </w:pPr>
-      <w:r>
-        <w:rPr>
-          <w:b w:val="1"/>
-          <w:bCs w:val="1"/>
-          <w:rtl w:val="0"/>
-        </w:rPr>
-        <w:t xml:space="preserve">Pareamento Multissensorial:</w:t>
-      </w:r>
-      <w:r>
-        <w:rPr>
-          <w:rtl w:val="0"/>
-        </w:rPr>
-        <w:t xml:space="preserve"> Une pistas visuais de cores e imagens ao código escrito para facilitar a alfabetização.</w:t>
+      </w:pPr>
+      <w:r>
+        <w:rPr>
+          <w:b/>
+          <w:bCs/>
+        </w:rPr>
+        <w:t>Pareamento Multissensorial:</w:t>
+      </w:r>
+      <w:r>
+        <w:t xml:space="preserve"> Une pistas visuais de cores e ima</w:t>
+      </w:r>
+      <w:r>
+        <w:t>gens ao código escrito para facilitar a alfabetização.</w:t>
       </w:r>
     </w:p>
     <w:p>
@@ -129,39 +114,41 @@
           <w:ilvl w:val="0"/>
           <w:numId w:val="1"/>
         </w:numPr>
-        <w:spacing w:after="240" w:lineRule="auto"/>
-        <w:ind w:left="720" w:hanging="360"/>
-      </w:pPr>
-      <w:r>
-        <w:rPr>
-          <w:b w:val="1"/>
-          <w:bCs w:val="1"/>
-          <w:rtl w:val="0"/>
-        </w:rPr>
-        <w:t xml:space="preserve">Desenvolvimento Motora e Foco:</w:t>
-      </w:r>
-      <w:r>
-        <w:rPr>
-          <w:rtl w:val="0"/>
-        </w:rPr>
-        <w:t xml:space="preserve"> Exercita a coordenação visuomotora e a atenção sustentada por meio da interação com as peças.</w:t>
+        <w:spacing w:after="240"/>
+      </w:pPr>
+      <w:r>
+        <w:rPr>
+          <w:b/>
+          <w:bCs/>
+        </w:rPr>
+        <w:t>Desenvolvimento Motora e Foco:</w:t>
+      </w:r>
+      <w:r>
+        <w:t xml:space="preserve"> Exercita a coordenação </w:t>
+      </w:r>
+      <w:proofErr w:type="spellStart"/>
+      <w:r>
+        <w:t>visuomotora</w:t>
+      </w:r>
+      <w:proofErr w:type="spellEnd"/>
+      <w:r>
+        <w:t xml:space="preserve"> e a atenção sustentada por meio da interação com as peças.</w:t>
       </w:r>
     </w:p>
     <w:p>
       <w:pPr>
-        <w:spacing w:after="240" w:lineRule="auto"/>
-        <w:rPr>
-          <w:b w:val="1"/>
-          <w:bCs w:val="1"/>
-        </w:rPr>
-      </w:pPr>
-      <w:r>
-        <w:rPr>
-          <w:b w:val="1"/>
-          <w:bCs w:val="1"/>
-          <w:rtl w:val="0"/>
-        </w:rPr>
-        <w:t xml:space="preserve">2. Mecânica do Jogo e Usabilidade</w:t>
+        <w:spacing w:after="240"/>
+        <w:rPr>
+          <w:b/>
+          <w:bCs/>
+        </w:rPr>
+      </w:pPr>
+      <w:r>
+        <w:rPr>
+          <w:b/>
+          <w:bCs/>
+        </w:rPr>
+        <w:t>2. Mecânica do Jogo e Usabilidade</w:t>
       </w:r>
     </w:p>
     <w:p>
@@ -170,22 +157,19 @@
           <w:ilvl w:val="0"/>
           <w:numId w:val="2"/>
         </w:numPr>
-        <w:spacing w:after="0" w:afterAutospacing="0" w:lineRule="auto"/>
-        <w:ind w:left="720" w:hanging="360"/>
-      </w:pPr>
-      <w:r>
-        <w:rPr>
-          <w:b w:val="1"/>
-          <w:bCs w:val="1"/>
-          <w:rtl w:val="0"/>
-        </w:rPr>
-        <w:t xml:space="preserve">Padronização Trissílaba:</w:t>
-      </w:r>
-      <w:r>
-        <w:rPr>
-          <w:rtl w:val="0"/>
-        </w:rPr>
-        <w:t xml:space="preserve"> O jogo utiliza exclusivamente palavras de 3 sílabas agrupadas em nichos temáticos para manter a carga cognitiva sob controle.</w:t>
+      </w:pPr>
+      <w:r>
+        <w:rPr>
+          <w:b/>
+          <w:bCs/>
+        </w:rPr>
+        <w:t>Padronização Trissílaba:</w:t>
+      </w:r>
+      <w:r>
+        <w:t xml:space="preserve"> O jogo utiliza ex</w:t>
+      </w:r>
+      <w:r>
+        <w:t>clusivamente palavras de 3 sílabas agrupadas em nichos temáticos para manter a carga cognitiva sob controle.</w:t>
       </w:r>
     </w:p>
     <w:p>
@@ -194,21 +178,15 @@
           <w:ilvl w:val="0"/>
           <w:numId w:val="2"/>
         </w:numPr>
-        <w:spacing w:after="0" w:afterAutospacing="0" w:lineRule="auto"/>
-        <w:ind w:left="720" w:hanging="360"/>
-      </w:pPr>
-      <w:r>
-        <w:rPr>
-          <w:b w:val="1"/>
-          <w:bCs w:val="1"/>
-          <w:rtl w:val="0"/>
-        </w:rPr>
-        <w:t xml:space="preserve">Desafio de Ordenação:</w:t>
-      </w:r>
-      <w:r>
-        <w:rPr>
-          <w:rtl w:val="0"/>
-        </w:rPr>
+      </w:pPr>
+      <w:r>
+        <w:rPr>
+          <w:b/>
+          <w:bCs/>
+        </w:rPr>
+        <w:t>Desafio de Ordenação:</w:t>
+      </w:r>
+      <w:r>
         <w:t xml:space="preserve"> O objetivo principal é organizar as sílabas desordenadas até que formem a palavra correta.</w:t>
       </w:r>
     </w:p>
@@ -218,22 +196,27 @@
           <w:ilvl w:val="0"/>
           <w:numId w:val="2"/>
         </w:numPr>
-        <w:spacing w:after="0" w:afterAutospacing="0" w:lineRule="auto"/>
-        <w:ind w:left="720" w:hanging="360"/>
-      </w:pPr>
-      <w:r>
-        <w:rPr>
-          <w:b w:val="1"/>
-          <w:bCs w:val="1"/>
-          <w:rtl w:val="0"/>
-        </w:rPr>
-        <w:t xml:space="preserve">Orientação Espacial em Definição:</w:t>
-      </w:r>
-      <w:r>
-        <w:rPr>
-          <w:rtl w:val="0"/>
-        </w:rPr>
-        <w:t xml:space="preserve"> A área de montagem das sílabas pode ser ajustada no sentido de cima para baixo (Top-Down, leitura convencional) ou de baixo para cima (Bottom-Up, empilhamento construtivo).</w:t>
+      </w:pPr>
+      <w:r>
+        <w:rPr>
+          <w:b/>
+          <w:bCs/>
+        </w:rPr>
+        <w:t>Orientação Espacial em Definição:</w:t>
+      </w:r>
+      <w:r>
+        <w:t xml:space="preserve"> </w:t>
+      </w:r>
+      <w:r>
+        <w:t>A área de montagem das sílabas pode ser ajustada no sentido de cima para baixo (Top-Down, leitura convencional) ou de baixo para cima (</w:t>
+      </w:r>
+      <w:proofErr w:type="spellStart"/>
+      <w:r>
+        <w:t>Bottom-Up</w:t>
+      </w:r>
+      <w:proofErr w:type="spellEnd"/>
+      <w:r>
+        <w:t>, empilhamento construtivo).</w:t>
       </w:r>
     </w:p>
     <w:p>
@@ -242,871 +225,785 @@
           <w:ilvl w:val="0"/>
           <w:numId w:val="2"/>
         </w:numPr>
-        <w:spacing w:after="240" w:lineRule="auto"/>
-        <w:ind w:left="720" w:hanging="360"/>
-      </w:pPr>
-      <w:r>
-        <w:rPr>
-          <w:b w:val="1"/>
-          <w:bCs w:val="1"/>
-          <w:rtl w:val="0"/>
-        </w:rPr>
-        <w:t xml:space="preserve">Sistema de Cores (Dupla Codificação):</w:t>
-      </w:r>
-      <w:r>
-        <w:rPr>
-          <w:rtl w:val="0"/>
-        </w:rPr>
-        <w:t xml:space="preserve"> Cada palavra possui uma cor de identificação correspondente ilustrada no cabeçalho, e as fichas das sílabas seguem a mesma paleta visual.</w:t>
+        <w:spacing w:after="240"/>
+      </w:pPr>
+      <w:r>
+        <w:rPr>
+          <w:b/>
+          <w:bCs/>
+        </w:rPr>
+        <w:t>Sistema de Cores (Dupla Codificação):</w:t>
+      </w:r>
+      <w:r>
+        <w:t xml:space="preserve"> Cada palavra possui uma cor de identificação </w:t>
+      </w:r>
+      <w:r>
+        <w:t>correspondente ilustrada no cabeçalho, e as fichas das sílabas seguem a mesma paleta visual.</w:t>
       </w:r>
     </w:p>
     <w:p>
       <w:pPr>
-        <w:spacing w:after="240" w:lineRule="auto"/>
-        <w:rPr/>
-      </w:pPr>
-      <w:r>
-        <w:rPr>
-          <w:b w:val="1"/>
-          <w:bCs w:val="1"/>
-          <w:rtl w:val="0"/>
-        </w:rPr>
-        <w:t xml:space="preserve">3. Protótipo de Interface (Exemplo: Nicho Frutas)</w:t>
-      </w:r>
-      <w:r>
-        <w:rPr>
-          <w:rtl w:val="0"/>
-        </w:rPr>
-        <w:t xml:space="preserve"> Elaborado na ferramenta Canva para testes de interface e fluxo visual, o protótipo do nicho "Frutas Trissílabas" organiza-se da seguinte forma:</w:t>
+        <w:spacing w:after="240"/>
+      </w:pPr>
+      <w:r>
+        <w:rPr>
+          <w:b/>
+          <w:bCs/>
+        </w:rPr>
+        <w:t>3. Protótipo de Interface (Exemplo: Nicho Frutas</w:t>
+      </w:r>
+      <w:proofErr w:type="gramStart"/>
+      <w:r>
+        <w:rPr>
+          <w:b/>
+          <w:bCs/>
+        </w:rPr>
+        <w:t>)</w:t>
+      </w:r>
+      <w:r>
+        <w:t xml:space="preserve"> Elaborado</w:t>
+      </w:r>
+      <w:proofErr w:type="gramEnd"/>
+      <w:r>
+        <w:t xml:space="preserve"> na ferramenta </w:t>
+      </w:r>
+      <w:proofErr w:type="spellStart"/>
+      <w:r>
+        <w:t>Canva</w:t>
+      </w:r>
+      <w:proofErr w:type="spellEnd"/>
+      <w:r>
+        <w:t xml:space="preserve"> para testes de interface e fluxo visual, o protótipo do nicho "Frutas Trissílabas" </w:t>
+      </w:r>
+      <w:r>
+        <w:t>organiza-se da seguinte forma:</w:t>
       </w:r>
     </w:p>
     <w:tbl>
       <w:tblPr>
-        <w:tblStyle w:val="Table1"/>
-        <w:tblW w:w="8730.0" w:type="dxa"/>
-        <w:jc w:val="left"/>
+        <w:tblStyle w:val="a"/>
+        <w:tblW w:w="8730" w:type="dxa"/>
+        <w:tblInd w:w="0" w:type="dxa"/>
         <w:tblBorders>
-          <w:top w:color="000000" w:space="0" w:sz="0" w:val="nil"/>
-          <w:left w:color="000000" w:space="0" w:sz="0" w:val="nil"/>
-          <w:bottom w:color="000000" w:space="0" w:sz="0" w:val="nil"/>
-          <w:right w:color="000000" w:space="0" w:sz="0" w:val="nil"/>
-          <w:insideH w:color="000000" w:space="0" w:sz="0" w:val="nil"/>
-          <w:insideV w:color="000000" w:space="0" w:sz="0" w:val="nil"/>
+          <w:top w:val="nil"/>
+          <w:left w:val="nil"/>
+          <w:bottom w:val="nil"/>
+          <w:right w:val="nil"/>
+          <w:insideH w:val="nil"/>
+          <w:insideV w:val="nil"/>
         </w:tblBorders>
         <w:tblLayout w:type="fixed"/>
-        <w:tblLook w:val="0600"/>
+        <w:tblLook w:val="0600" w:firstRow="0" w:lastRow="0" w:firstColumn="0" w:lastColumn="0" w:noHBand="1" w:noVBand="1"/>
       </w:tblPr>
       <w:tblGrid>
         <w:gridCol w:w="1410"/>
         <w:gridCol w:w="1965"/>
         <w:gridCol w:w="2280"/>
         <w:gridCol w:w="3075"/>
-        <w:tblGridChange w:id="0">
-          <w:tblGrid>
-            <w:gridCol w:w="1410"/>
-            <w:gridCol w:w="1965"/>
-            <w:gridCol w:w="2280"/>
-            <w:gridCol w:w="3075"/>
-          </w:tblGrid>
-        </w:tblGridChange>
       </w:tblGrid>
       <w:tr>
         <w:trPr>
-          <w:cantSplit w:val="0"/>
-          <w:trHeight w:val="825" w:hRule="atLeast"/>
-          <w:tblHeader w:val="0"/>
+          <w:trHeight w:val="825"/>
         </w:trPr>
         <w:tc>
           <w:tcPr>
+            <w:tcW w:w="1410" w:type="dxa"/>
             <w:tcBorders>
-              <w:top w:color="c4c7c5" w:space="0" w:sz="6" w:val="single"/>
-              <w:left w:color="c4c7c5" w:space="0" w:sz="6" w:val="single"/>
-              <w:bottom w:color="c4c7c5" w:space="0" w:sz="6" w:val="single"/>
-              <w:right w:color="c4c7c5" w:space="0" w:sz="6" w:val="single"/>
+              <w:top w:val="single" w:sz="6" w:space="0" w:color="C4C7C5"/>
+              <w:left w:val="single" w:sz="6" w:space="0" w:color="C4C7C5"/>
+              <w:bottom w:val="single" w:sz="6" w:space="0" w:color="C4C7C5"/>
+              <w:right w:val="single" w:sz="6" w:space="0" w:color="C4C7C5"/>
             </w:tcBorders>
             <w:tcMar>
-              <w:top w:w="120.0" w:type="dxa"/>
-              <w:left w:w="180.0" w:type="dxa"/>
-              <w:bottom w:w="120.0" w:type="dxa"/>
-              <w:right w:w="180.0" w:type="dxa"/>
+              <w:top w:w="120" w:type="dxa"/>
+              <w:left w:w="180" w:type="dxa"/>
+              <w:bottom w:w="120" w:type="dxa"/>
+              <w:right w:w="180" w:type="dxa"/>
             </w:tcMar>
-            <w:vAlign w:val="top"/>
           </w:tcPr>
           <w:p>
             <w:pPr>
-              <w:spacing w:after="480" w:lineRule="auto"/>
-              <w:rPr/>
+              <w:spacing w:after="480"/>
             </w:pPr>
             <w:r>
               <w:rPr>
-                <w:b w:val="1"/>
-                <w:bCs w:val="1"/>
-                <w:rtl w:val="0"/>
+                <w:b/>
+                <w:bCs/>
               </w:rPr>
-              <w:t xml:space="preserve">Palavra</w:t>
-            </w:r>
-            <w:r>
-              <w:rPr>
-                <w:rtl w:val="0"/>
-              </w:rPr>
+              <w:t>Palavra</w:t>
             </w:r>
           </w:p>
         </w:tc>
         <w:tc>
           <w:tcPr>
+            <w:tcW w:w="1965" w:type="dxa"/>
             <w:tcBorders>
-              <w:top w:color="c4c7c5" w:space="0" w:sz="6" w:val="single"/>
-              <w:left w:color="c4c7c5" w:space="0" w:sz="6" w:val="single"/>
-              <w:bottom w:color="c4c7c5" w:space="0" w:sz="6" w:val="single"/>
-              <w:right w:color="c4c7c5" w:space="0" w:sz="6" w:val="single"/>
+              <w:top w:val="single" w:sz="6" w:space="0" w:color="C4C7C5"/>
+              <w:left w:val="single" w:sz="6" w:space="0" w:color="C4C7C5"/>
+              <w:bottom w:val="single" w:sz="6" w:space="0" w:color="C4C7C5"/>
+              <w:right w:val="single" w:sz="6" w:space="0" w:color="C4C7C5"/>
             </w:tcBorders>
             <w:tcMar>
-              <w:top w:w="120.0" w:type="dxa"/>
-              <w:left w:w="180.0" w:type="dxa"/>
-              <w:bottom w:w="120.0" w:type="dxa"/>
-              <w:right w:w="180.0" w:type="dxa"/>
+              <w:top w:w="120" w:type="dxa"/>
+              <w:left w:w="180" w:type="dxa"/>
+              <w:bottom w:w="120" w:type="dxa"/>
+              <w:right w:w="180" w:type="dxa"/>
             </w:tcMar>
-            <w:vAlign w:val="top"/>
           </w:tcPr>
           <w:p>
             <w:pPr>
-              <w:spacing w:after="480" w:lineRule="auto"/>
-              <w:rPr/>
+              <w:spacing w:after="480"/>
             </w:pPr>
             <w:r>
               <w:rPr>
-                <w:b w:val="1"/>
-                <w:bCs w:val="1"/>
-                <w:rtl w:val="0"/>
+                <w:b/>
+                <w:bCs/>
               </w:rPr>
-              <w:t xml:space="preserve">Estrutura Silábica</w:t>
-            </w:r>
-            <w:r>
-              <w:rPr>
-                <w:rtl w:val="0"/>
-              </w:rPr>
+              <w:t>Estrutura Silábica</w:t>
             </w:r>
           </w:p>
         </w:tc>
         <w:tc>
           <w:tcPr>
+            <w:tcW w:w="2280" w:type="dxa"/>
             <w:tcBorders>
-              <w:top w:color="c4c7c5" w:space="0" w:sz="6" w:val="single"/>
-              <w:left w:color="c4c7c5" w:space="0" w:sz="6" w:val="single"/>
-              <w:bottom w:color="c4c7c5" w:space="0" w:sz="6" w:val="single"/>
-              <w:right w:color="c4c7c5" w:space="0" w:sz="6" w:val="single"/>
+              <w:top w:val="single" w:sz="6" w:space="0" w:color="C4C7C5"/>
+              <w:left w:val="single" w:sz="6" w:space="0" w:color="C4C7C5"/>
+              <w:bottom w:val="single" w:sz="6" w:space="0" w:color="C4C7C5"/>
+              <w:right w:val="single" w:sz="6" w:space="0" w:color="C4C7C5"/>
             </w:tcBorders>
             <w:tcMar>
-              <w:top w:w="120.0" w:type="dxa"/>
-              <w:left w:w="180.0" w:type="dxa"/>
-              <w:bottom w:w="120.0" w:type="dxa"/>
-              <w:right w:w="180.0" w:type="dxa"/>
+              <w:top w:w="120" w:type="dxa"/>
+              <w:left w:w="180" w:type="dxa"/>
+              <w:bottom w:w="120" w:type="dxa"/>
+              <w:right w:w="180" w:type="dxa"/>
             </w:tcMar>
-            <w:vAlign w:val="top"/>
           </w:tcPr>
           <w:p>
             <w:pPr>
-              <w:spacing w:after="480" w:lineRule="auto"/>
-              <w:rPr/>
+              <w:spacing w:after="480"/>
             </w:pPr>
             <w:r>
               <w:rPr>
-                <w:b w:val="1"/>
-                <w:bCs w:val="1"/>
-                <w:rtl w:val="0"/>
+                <w:b/>
+                <w:bCs/>
               </w:rPr>
-              <w:t xml:space="preserve">Cor de Identificação</w:t>
-            </w:r>
-            <w:r>
-              <w:rPr>
-                <w:rtl w:val="0"/>
-              </w:rPr>
+              <w:t>Cor de Identificação</w:t>
             </w:r>
           </w:p>
         </w:tc>
         <w:tc>
           <w:tcPr>
+            <w:tcW w:w="3075" w:type="dxa"/>
             <w:tcBorders>
-              <w:top w:color="c4c7c5" w:space="0" w:sz="6" w:val="single"/>
-              <w:left w:color="c4c7c5" w:space="0" w:sz="6" w:val="single"/>
-              <w:bottom w:color="c4c7c5" w:space="0" w:sz="6" w:val="single"/>
-              <w:right w:color="c4c7c5" w:space="0" w:sz="6" w:val="single"/>
+              <w:top w:val="single" w:sz="6" w:space="0" w:color="C4C7C5"/>
+              <w:left w:val="single" w:sz="6" w:space="0" w:color="C4C7C5"/>
+              <w:bottom w:val="single" w:sz="6" w:space="0" w:color="C4C7C5"/>
+              <w:right w:val="single" w:sz="6" w:space="0" w:color="C4C7C5"/>
             </w:tcBorders>
             <w:tcMar>
-              <w:top w:w="120.0" w:type="dxa"/>
-              <w:left w:w="180.0" w:type="dxa"/>
-              <w:bottom w:w="120.0" w:type="dxa"/>
-              <w:right w:w="180.0" w:type="dxa"/>
+              <w:top w:w="120" w:type="dxa"/>
+              <w:left w:w="180" w:type="dxa"/>
+              <w:bottom w:w="120" w:type="dxa"/>
+              <w:right w:w="180" w:type="dxa"/>
             </w:tcMar>
-            <w:vAlign w:val="top"/>
           </w:tcPr>
           <w:p>
             <w:pPr>
-              <w:spacing w:after="480" w:lineRule="auto"/>
-              <w:rPr/>
+              <w:spacing w:after="480"/>
             </w:pPr>
             <w:r>
               <w:rPr>
-                <w:b w:val="1"/>
-                <w:bCs w:val="1"/>
-                <w:rtl w:val="0"/>
+                <w:b/>
+                <w:bCs/>
               </w:rPr>
-              <w:t xml:space="preserve">Elemento do Cabeçalho</w:t>
-            </w:r>
-            <w:r>
-              <w:rPr>
-                <w:rtl w:val="0"/>
-              </w:rPr>
+              <w:t>Elemento do Cabeçalho</w:t>
             </w:r>
           </w:p>
         </w:tc>
       </w:tr>
       <w:tr>
         <w:trPr>
-          <w:cantSplit w:val="0"/>
-          <w:trHeight w:val="825" w:hRule="atLeast"/>
-          <w:tblHeader w:val="0"/>
+          <w:trHeight w:val="825"/>
         </w:trPr>
         <w:tc>
           <w:tcPr>
+            <w:tcW w:w="1410" w:type="dxa"/>
             <w:tcBorders>
-              <w:top w:color="c4c7c5" w:space="0" w:sz="6" w:val="single"/>
-              <w:left w:color="c4c7c5" w:space="0" w:sz="6" w:val="single"/>
-              <w:bottom w:color="c4c7c5" w:space="0" w:sz="6" w:val="single"/>
-              <w:right w:color="c4c7c5" w:space="0" w:sz="6" w:val="single"/>
+              <w:top w:val="single" w:sz="6" w:space="0" w:color="C4C7C5"/>
+              <w:left w:val="single" w:sz="6" w:space="0" w:color="C4C7C5"/>
+              <w:bottom w:val="single" w:sz="6" w:space="0" w:color="C4C7C5"/>
+              <w:right w:val="single" w:sz="6" w:space="0" w:color="C4C7C5"/>
             </w:tcBorders>
             <w:tcMar>
-              <w:top w:w="120.0" w:type="dxa"/>
-              <w:left w:w="180.0" w:type="dxa"/>
-              <w:bottom w:w="120.0" w:type="dxa"/>
-              <w:right w:w="180.0" w:type="dxa"/>
+              <w:top w:w="120" w:type="dxa"/>
+              <w:left w:w="180" w:type="dxa"/>
+              <w:bottom w:w="120" w:type="dxa"/>
+              <w:right w:w="180" w:type="dxa"/>
             </w:tcMar>
-            <w:vAlign w:val="top"/>
           </w:tcPr>
           <w:p>
             <w:pPr>
-              <w:spacing w:after="480" w:lineRule="auto"/>
-              <w:rPr/>
+              <w:spacing w:after="480"/>
             </w:pPr>
             <w:r>
               <w:rPr>
-                <w:b w:val="1"/>
-                <w:bCs w:val="1"/>
-                <w:rtl w:val="0"/>
+                <w:b/>
+                <w:bCs/>
               </w:rPr>
-              <w:t xml:space="preserve">Banana</w:t>
-            </w:r>
-            <w:r>
-              <w:rPr>
-                <w:rtl w:val="0"/>
-              </w:rPr>
+              <w:t>Banana</w:t>
             </w:r>
           </w:p>
         </w:tc>
         <w:tc>
           <w:tcPr>
+            <w:tcW w:w="1965" w:type="dxa"/>
             <w:tcBorders>
-              <w:top w:color="c4c7c5" w:space="0" w:sz="6" w:val="single"/>
-              <w:left w:color="c4c7c5" w:space="0" w:sz="6" w:val="single"/>
-              <w:bottom w:color="c4c7c5" w:space="0" w:sz="6" w:val="single"/>
-              <w:right w:color="c4c7c5" w:space="0" w:sz="6" w:val="single"/>
+              <w:top w:val="single" w:sz="6" w:space="0" w:color="C4C7C5"/>
+              <w:left w:val="single" w:sz="6" w:space="0" w:color="C4C7C5"/>
+              <w:bottom w:val="single" w:sz="6" w:space="0" w:color="C4C7C5"/>
+              <w:right w:val="single" w:sz="6" w:space="0" w:color="C4C7C5"/>
             </w:tcBorders>
             <w:tcMar>
-              <w:top w:w="120.0" w:type="dxa"/>
-              <w:left w:w="180.0" w:type="dxa"/>
-              <w:bottom w:w="120.0" w:type="dxa"/>
-              <w:right w:w="180.0" w:type="dxa"/>
+              <w:top w:w="120" w:type="dxa"/>
+              <w:left w:w="180" w:type="dxa"/>
+              <w:bottom w:w="120" w:type="dxa"/>
+              <w:right w:w="180" w:type="dxa"/>
             </w:tcMar>
-            <w:vAlign w:val="top"/>
           </w:tcPr>
           <w:p>
             <w:pPr>
-              <w:spacing w:after="480" w:lineRule="auto"/>
-              <w:rPr/>
+              <w:spacing w:after="480"/>
             </w:pPr>
             <w:r>
-              <w:rPr>
-                <w:rtl w:val="0"/>
-              </w:rPr>
-              <w:t xml:space="preserve">BA - NA - NA</w:t>
+              <w:t>BA - NA - NA</w:t>
             </w:r>
           </w:p>
         </w:tc>
         <w:tc>
           <w:tcPr>
+            <w:tcW w:w="2280" w:type="dxa"/>
             <w:tcBorders>
-              <w:top w:color="c4c7c5" w:space="0" w:sz="6" w:val="single"/>
-              <w:left w:color="c4c7c5" w:space="0" w:sz="6" w:val="single"/>
-              <w:bottom w:color="c4c7c5" w:space="0" w:sz="6" w:val="single"/>
-              <w:right w:color="c4c7c5" w:space="0" w:sz="6" w:val="single"/>
+              <w:top w:val="single" w:sz="6" w:space="0" w:color="C4C7C5"/>
+              <w:left w:val="single" w:sz="6" w:space="0" w:color="C4C7C5"/>
+              <w:bottom w:val="single" w:sz="6" w:space="0" w:color="C4C7C5"/>
+              <w:right w:val="single" w:sz="6" w:space="0" w:color="C4C7C5"/>
             </w:tcBorders>
             <w:tcMar>
-              <w:top w:w="120.0" w:type="dxa"/>
-              <w:left w:w="180.0" w:type="dxa"/>
-              <w:bottom w:w="120.0" w:type="dxa"/>
-              <w:right w:w="180.0" w:type="dxa"/>
+              <w:top w:w="120" w:type="dxa"/>
+              <w:left w:w="180" w:type="dxa"/>
+              <w:bottom w:w="120" w:type="dxa"/>
+              <w:right w:w="180" w:type="dxa"/>
             </w:tcMar>
-            <w:vAlign w:val="top"/>
           </w:tcPr>
           <w:p>
             <w:pPr>
-              <w:spacing w:after="480" w:lineRule="auto"/>
-              <w:rPr/>
+              <w:spacing w:after="480"/>
             </w:pPr>
             <w:r>
-              <w:rPr>
-                <w:rtl w:val="0"/>
-              </w:rPr>
-              <w:t xml:space="preserve">Amarelo Vibrante</w:t>
+              <w:t>Amarelo Vibrante</w:t>
             </w:r>
           </w:p>
         </w:tc>
         <w:tc>
           <w:tcPr>
+            <w:tcW w:w="3075" w:type="dxa"/>
             <w:tcBorders>
-              <w:top w:color="c4c7c5" w:space="0" w:sz="6" w:val="single"/>
-              <w:left w:color="c4c7c5" w:space="0" w:sz="6" w:val="single"/>
-              <w:bottom w:color="c4c7c5" w:space="0" w:sz="6" w:val="single"/>
-              <w:right w:color="c4c7c5" w:space="0" w:sz="6" w:val="single"/>
+              <w:top w:val="single" w:sz="6" w:space="0" w:color="C4C7C5"/>
+              <w:left w:val="single" w:sz="6" w:space="0" w:color="C4C7C5"/>
+              <w:bottom w:val="single" w:sz="6" w:space="0" w:color="C4C7C5"/>
+              <w:right w:val="single" w:sz="6" w:space="0" w:color="C4C7C5"/>
             </w:tcBorders>
             <w:tcMar>
-              <w:top w:w="120.0" w:type="dxa"/>
-              <w:left w:w="180.0" w:type="dxa"/>
-              <w:bottom w:w="120.0" w:type="dxa"/>
-              <w:right w:w="180.0" w:type="dxa"/>
+              <w:top w:w="120" w:type="dxa"/>
+              <w:left w:w="180" w:type="dxa"/>
+              <w:bottom w:w="120" w:type="dxa"/>
+              <w:right w:w="180" w:type="dxa"/>
             </w:tcMar>
-            <w:vAlign w:val="top"/>
           </w:tcPr>
           <w:p>
             <w:pPr>
-              <w:spacing w:after="480" w:lineRule="auto"/>
-              <w:rPr/>
+              <w:spacing w:after="480"/>
             </w:pPr>
             <w:r>
-              <w:rPr>
-                <w:rtl w:val="0"/>
-              </w:rPr>
-              <w:t xml:space="preserve">Ilustração de Banana + Card Amarelo</w:t>
+              <w:t xml:space="preserve">Ilustração de Banana + </w:t>
+            </w:r>
+            <w:proofErr w:type="spellStart"/>
+            <w:r>
+              <w:t>Card</w:t>
+            </w:r>
+            <w:proofErr w:type="spellEnd"/>
+            <w:r>
+              <w:t xml:space="preserve"> Amarelo</w:t>
             </w:r>
           </w:p>
         </w:tc>
       </w:tr>
       <w:tr>
         <w:trPr>
-          <w:cantSplit w:val="0"/>
-          <w:trHeight w:val="825" w:hRule="atLeast"/>
-          <w:tblHeader w:val="0"/>
+          <w:trHeight w:val="825"/>
         </w:trPr>
         <w:tc>
           <w:tcPr>
+            <w:tcW w:w="1410" w:type="dxa"/>
             <w:tcBorders>
-              <w:top w:color="c4c7c5" w:space="0" w:sz="6" w:val="single"/>
-              <w:left w:color="c4c7c5" w:space="0" w:sz="6" w:val="single"/>
-              <w:bottom w:color="c4c7c5" w:space="0" w:sz="6" w:val="single"/>
-              <w:right w:color="c4c7c5" w:space="0" w:sz="6" w:val="single"/>
+              <w:top w:val="single" w:sz="6" w:space="0" w:color="C4C7C5"/>
+              <w:left w:val="single" w:sz="6" w:space="0" w:color="C4C7C5"/>
+              <w:bottom w:val="single" w:sz="6" w:space="0" w:color="C4C7C5"/>
+              <w:right w:val="single" w:sz="6" w:space="0" w:color="C4C7C5"/>
             </w:tcBorders>
             <w:tcMar>
-              <w:top w:w="120.0" w:type="dxa"/>
-              <w:left w:w="180.0" w:type="dxa"/>
-              <w:bottom w:w="120.0" w:type="dxa"/>
-              <w:right w:w="180.0" w:type="dxa"/>
+              <w:top w:w="120" w:type="dxa"/>
+              <w:left w:w="180" w:type="dxa"/>
+              <w:bottom w:w="120" w:type="dxa"/>
+              <w:right w:w="180" w:type="dxa"/>
             </w:tcMar>
-            <w:vAlign w:val="top"/>
           </w:tcPr>
           <w:p>
             <w:pPr>
-              <w:spacing w:after="480" w:lineRule="auto"/>
-              <w:rPr/>
+              <w:spacing w:after="480"/>
             </w:pPr>
             <w:r>
               <w:rPr>
-                <w:b w:val="1"/>
-                <w:bCs w:val="1"/>
-                <w:rtl w:val="0"/>
+                <w:b/>
+                <w:bCs/>
               </w:rPr>
-              <w:t xml:space="preserve">Pitanga</w:t>
-            </w:r>
-            <w:r>
-              <w:rPr>
-                <w:rtl w:val="0"/>
-              </w:rPr>
+              <w:lastRenderedPageBreak/>
+              <w:t>Pitanga</w:t>
             </w:r>
           </w:p>
         </w:tc>
         <w:tc>
           <w:tcPr>
+            <w:tcW w:w="1965" w:type="dxa"/>
             <w:tcBorders>
-              <w:top w:color="c4c7c5" w:space="0" w:sz="6" w:val="single"/>
-              <w:left w:color="c4c7c5" w:space="0" w:sz="6" w:val="single"/>
-              <w:bottom w:color="c4c7c5" w:space="0" w:sz="6" w:val="single"/>
-              <w:right w:color="c4c7c5" w:space="0" w:sz="6" w:val="single"/>
+              <w:top w:val="single" w:sz="6" w:space="0" w:color="C4C7C5"/>
+              <w:left w:val="single" w:sz="6" w:space="0" w:color="C4C7C5"/>
+              <w:bottom w:val="single" w:sz="6" w:space="0" w:color="C4C7C5"/>
+              <w:right w:val="single" w:sz="6" w:space="0" w:color="C4C7C5"/>
             </w:tcBorders>
             <w:tcMar>
-              <w:top w:w="120.0" w:type="dxa"/>
-              <w:left w:w="180.0" w:type="dxa"/>
-              <w:bottom w:w="120.0" w:type="dxa"/>
-              <w:right w:w="180.0" w:type="dxa"/>
+              <w:top w:w="120" w:type="dxa"/>
+              <w:left w:w="180" w:type="dxa"/>
+              <w:bottom w:w="120" w:type="dxa"/>
+              <w:right w:w="180" w:type="dxa"/>
             </w:tcMar>
-            <w:vAlign w:val="top"/>
           </w:tcPr>
           <w:p>
             <w:pPr>
-              <w:spacing w:after="480" w:lineRule="auto"/>
-              <w:rPr/>
+              <w:spacing w:after="480"/>
             </w:pPr>
             <w:r>
-              <w:rPr>
-                <w:rtl w:val="0"/>
-              </w:rPr>
-              <w:t xml:space="preserve">PI - TAN - GA</w:t>
+              <w:t>PI - TAN - GA</w:t>
             </w:r>
           </w:p>
         </w:tc>
         <w:tc>
           <w:tcPr>
+            <w:tcW w:w="2280" w:type="dxa"/>
             <w:tcBorders>
-              <w:top w:color="c4c7c5" w:space="0" w:sz="6" w:val="single"/>
-              <w:left w:color="c4c7c5" w:space="0" w:sz="6" w:val="single"/>
-              <w:bottom w:color="c4c7c5" w:space="0" w:sz="6" w:val="single"/>
-              <w:right w:color="c4c7c5" w:space="0" w:sz="6" w:val="single"/>
+              <w:top w:val="single" w:sz="6" w:space="0" w:color="C4C7C5"/>
+              <w:left w:val="single" w:sz="6" w:space="0" w:color="C4C7C5"/>
+              <w:bottom w:val="single" w:sz="6" w:space="0" w:color="C4C7C5"/>
+              <w:right w:val="single" w:sz="6" w:space="0" w:color="C4C7C5"/>
             </w:tcBorders>
             <w:tcMar>
-              <w:top w:w="120.0" w:type="dxa"/>
-              <w:left w:w="180.0" w:type="dxa"/>
-              <w:bottom w:w="120.0" w:type="dxa"/>
-              <w:right w:w="180.0" w:type="dxa"/>
+              <w:top w:w="120" w:type="dxa"/>
+              <w:left w:w="180" w:type="dxa"/>
+              <w:bottom w:w="120" w:type="dxa"/>
+              <w:right w:w="180" w:type="dxa"/>
             </w:tcMar>
-            <w:vAlign w:val="top"/>
           </w:tcPr>
           <w:p>
             <w:pPr>
-              <w:spacing w:after="480" w:lineRule="auto"/>
-              <w:rPr/>
+              <w:spacing w:after="480"/>
             </w:pPr>
             <w:r>
-              <w:rPr>
-                <w:rtl w:val="0"/>
-              </w:rPr>
-              <w:t xml:space="preserve">Vermelho Pitanga</w:t>
+              <w:t>Vermelho Pitanga</w:t>
             </w:r>
           </w:p>
         </w:tc>
         <w:tc>
           <w:tcPr>
+            <w:tcW w:w="3075" w:type="dxa"/>
             <w:tcBorders>
-              <w:top w:color="c4c7c5" w:space="0" w:sz="6" w:val="single"/>
-              <w:left w:color="c4c7c5" w:space="0" w:sz="6" w:val="single"/>
-              <w:bottom w:color="c4c7c5" w:space="0" w:sz="6" w:val="single"/>
-              <w:right w:color="c4c7c5" w:space="0" w:sz="6" w:val="single"/>
+              <w:top w:val="single" w:sz="6" w:space="0" w:color="C4C7C5"/>
+              <w:left w:val="single" w:sz="6" w:space="0" w:color="C4C7C5"/>
+              <w:bottom w:val="single" w:sz="6" w:space="0" w:color="C4C7C5"/>
+              <w:right w:val="single" w:sz="6" w:space="0" w:color="C4C7C5"/>
             </w:tcBorders>
             <w:tcMar>
-              <w:top w:w="120.0" w:type="dxa"/>
-              <w:left w:w="180.0" w:type="dxa"/>
-              <w:bottom w:w="120.0" w:type="dxa"/>
-              <w:right w:w="180.0" w:type="dxa"/>
+              <w:top w:w="120" w:type="dxa"/>
+              <w:left w:w="180" w:type="dxa"/>
+              <w:bottom w:w="120" w:type="dxa"/>
+              <w:right w:w="180" w:type="dxa"/>
             </w:tcMar>
-            <w:vAlign w:val="top"/>
           </w:tcPr>
           <w:p>
             <w:pPr>
-              <w:spacing w:after="480" w:lineRule="auto"/>
-              <w:rPr/>
+              <w:spacing w:after="480"/>
             </w:pPr>
             <w:r>
-              <w:rPr>
-                <w:rtl w:val="0"/>
-              </w:rPr>
-              <w:t xml:space="preserve">Ilustração de Pitanga + Card Vermelho</w:t>
+              <w:t xml:space="preserve">Ilustração de Pitanga + </w:t>
+            </w:r>
+            <w:proofErr w:type="spellStart"/>
+            <w:r>
+              <w:t>Card</w:t>
+            </w:r>
+            <w:proofErr w:type="spellEnd"/>
+            <w:r>
+              <w:t xml:space="preserve"> Vermelho</w:t>
             </w:r>
           </w:p>
         </w:tc>
       </w:tr>
       <w:tr>
         <w:trPr>
-          <w:cantSplit w:val="0"/>
-          <w:trHeight w:val="825" w:hRule="atLeast"/>
-          <w:tblHeader w:val="0"/>
+          <w:trHeight w:val="825"/>
         </w:trPr>
         <w:tc>
           <w:tcPr>
+            <w:tcW w:w="1410" w:type="dxa"/>
             <w:tcBorders>
-              <w:top w:color="c4c7c5" w:space="0" w:sz="6" w:val="single"/>
-              <w:left w:color="c4c7c5" w:space="0" w:sz="6" w:val="single"/>
-              <w:bottom w:color="c4c7c5" w:space="0" w:sz="6" w:val="single"/>
-              <w:right w:color="c4c7c5" w:space="0" w:sz="6" w:val="single"/>
+              <w:top w:val="single" w:sz="6" w:space="0" w:color="C4C7C5"/>
+              <w:left w:val="single" w:sz="6" w:space="0" w:color="C4C7C5"/>
+              <w:bottom w:val="single" w:sz="6" w:space="0" w:color="C4C7C5"/>
+              <w:right w:val="single" w:sz="6" w:space="0" w:color="C4C7C5"/>
             </w:tcBorders>
             <w:tcMar>
-              <w:top w:w="120.0" w:type="dxa"/>
-              <w:left w:w="180.0" w:type="dxa"/>
-              <w:bottom w:w="120.0" w:type="dxa"/>
-              <w:right w:w="180.0" w:type="dxa"/>
+              <w:top w:w="120" w:type="dxa"/>
+              <w:left w:w="180" w:type="dxa"/>
+              <w:bottom w:w="120" w:type="dxa"/>
+              <w:right w:w="180" w:type="dxa"/>
             </w:tcMar>
-            <w:vAlign w:val="top"/>
           </w:tcPr>
           <w:p>
             <w:pPr>
-              <w:spacing w:after="480" w:lineRule="auto"/>
-              <w:rPr/>
+              <w:spacing w:after="480"/>
             </w:pPr>
             <w:r>
               <w:rPr>
-                <w:b w:val="1"/>
-                <w:bCs w:val="1"/>
-                <w:rtl w:val="0"/>
+                <w:b/>
+                <w:bCs/>
               </w:rPr>
-              <w:t xml:space="preserve">Goiaba</w:t>
-            </w:r>
-            <w:r>
-              <w:rPr>
-                <w:rtl w:val="0"/>
-              </w:rPr>
+              <w:t>Goiaba</w:t>
             </w:r>
           </w:p>
         </w:tc>
         <w:tc>
           <w:tcPr>
+            <w:tcW w:w="1965" w:type="dxa"/>
             <w:tcBorders>
-              <w:top w:color="c4c7c5" w:space="0" w:sz="6" w:val="single"/>
-              <w:left w:color="c4c7c5" w:space="0" w:sz="6" w:val="single"/>
-              <w:bottom w:color="c4c7c5" w:space="0" w:sz="6" w:val="single"/>
-              <w:right w:color="c4c7c5" w:space="0" w:sz="6" w:val="single"/>
+              <w:top w:val="single" w:sz="6" w:space="0" w:color="C4C7C5"/>
+              <w:left w:val="single" w:sz="6" w:space="0" w:color="C4C7C5"/>
+              <w:bottom w:val="single" w:sz="6" w:space="0" w:color="C4C7C5"/>
+              <w:right w:val="single" w:sz="6" w:space="0" w:color="C4C7C5"/>
             </w:tcBorders>
             <w:tcMar>
-              <w:top w:w="120.0" w:type="dxa"/>
-              <w:left w:w="180.0" w:type="dxa"/>
-              <w:bottom w:w="120.0" w:type="dxa"/>
-              <w:right w:w="180.0" w:type="dxa"/>
+              <w:top w:w="120" w:type="dxa"/>
+              <w:left w:w="180" w:type="dxa"/>
+              <w:bottom w:w="120" w:type="dxa"/>
+              <w:right w:w="180" w:type="dxa"/>
             </w:tcMar>
-            <w:vAlign w:val="top"/>
           </w:tcPr>
           <w:p>
             <w:pPr>
-              <w:spacing w:after="480" w:lineRule="auto"/>
-              <w:rPr/>
+              <w:spacing w:after="480"/>
             </w:pPr>
             <w:r>
-              <w:rPr>
-                <w:rtl w:val="0"/>
-              </w:rPr>
-              <w:t xml:space="preserve">GOI - A - BA</w:t>
+              <w:t>GOI - A - BA</w:t>
             </w:r>
           </w:p>
         </w:tc>
         <w:tc>
           <w:tcPr>
+            <w:tcW w:w="2280" w:type="dxa"/>
             <w:tcBorders>
-              <w:top w:color="c4c7c5" w:space="0" w:sz="6" w:val="single"/>
-              <w:left w:color="c4c7c5" w:space="0" w:sz="6" w:val="single"/>
-              <w:bottom w:color="c4c7c5" w:space="0" w:sz="6" w:val="single"/>
-              <w:right w:color="c4c7c5" w:space="0" w:sz="6" w:val="single"/>
+              <w:top w:val="single" w:sz="6" w:space="0" w:color="C4C7C5"/>
+              <w:left w:val="single" w:sz="6" w:space="0" w:color="C4C7C5"/>
+              <w:bottom w:val="single" w:sz="6" w:space="0" w:color="C4C7C5"/>
+              <w:right w:val="single" w:sz="6" w:space="0" w:color="C4C7C5"/>
             </w:tcBorders>
             <w:tcMar>
-              <w:top w:w="120.0" w:type="dxa"/>
-              <w:left w:w="180.0" w:type="dxa"/>
-              <w:bottom w:w="120.0" w:type="dxa"/>
-              <w:right w:w="180.0" w:type="dxa"/>
+              <w:top w:w="120" w:type="dxa"/>
+              <w:left w:w="180" w:type="dxa"/>
+              <w:bottom w:w="120" w:type="dxa"/>
+              <w:right w:w="180" w:type="dxa"/>
             </w:tcMar>
-            <w:vAlign w:val="top"/>
           </w:tcPr>
           <w:p>
             <w:pPr>
-              <w:spacing w:after="480" w:lineRule="auto"/>
-              <w:rPr/>
+              <w:spacing w:after="480"/>
             </w:pPr>
             <w:r>
-              <w:rPr>
-                <w:rtl w:val="0"/>
-              </w:rPr>
-              <w:t xml:space="preserve">Verde Goiaba</w:t>
+              <w:t>Verde Goiaba</w:t>
             </w:r>
           </w:p>
         </w:tc>
         <w:tc>
           <w:tcPr>
+            <w:tcW w:w="3075" w:type="dxa"/>
             <w:tcBorders>
-              <w:top w:color="c4c7c5" w:space="0" w:sz="6" w:val="single"/>
-              <w:left w:color="c4c7c5" w:space="0" w:sz="6" w:val="single"/>
-              <w:bottom w:color="c4c7c5" w:space="0" w:sz="6" w:val="single"/>
-              <w:right w:color="c4c7c5" w:space="0" w:sz="6" w:val="single"/>
+              <w:top w:val="single" w:sz="6" w:space="0" w:color="C4C7C5"/>
+              <w:left w:val="single" w:sz="6" w:space="0" w:color="C4C7C5"/>
+              <w:bottom w:val="single" w:sz="6" w:space="0" w:color="C4C7C5"/>
+              <w:right w:val="single" w:sz="6" w:space="0" w:color="C4C7C5"/>
             </w:tcBorders>
             <w:tcMar>
-              <w:top w:w="120.0" w:type="dxa"/>
-              <w:left w:w="180.0" w:type="dxa"/>
-              <w:bottom w:w="120.0" w:type="dxa"/>
-              <w:right w:w="180.0" w:type="dxa"/>
+              <w:top w:w="120" w:type="dxa"/>
+              <w:left w:w="180" w:type="dxa"/>
+              <w:bottom w:w="120" w:type="dxa"/>
+              <w:right w:w="180" w:type="dxa"/>
             </w:tcMar>
-            <w:vAlign w:val="top"/>
           </w:tcPr>
           <w:p>
             <w:pPr>
-              <w:spacing w:after="480" w:lineRule="auto"/>
-              <w:rPr/>
+              <w:spacing w:after="480"/>
             </w:pPr>
             <w:r>
-              <w:rPr>
-                <w:rtl w:val="0"/>
-              </w:rPr>
-              <w:t xml:space="preserve">Ilustração de Goiaba + Card Verde</w:t>
+              <w:t xml:space="preserve">Ilustração de Goiaba + </w:t>
+            </w:r>
+            <w:proofErr w:type="spellStart"/>
+            <w:r>
+              <w:t>Card</w:t>
+            </w:r>
+            <w:proofErr w:type="spellEnd"/>
+            <w:r>
+              <w:t xml:space="preserve"> Verde</w:t>
             </w:r>
           </w:p>
         </w:tc>
       </w:tr>
       <w:tr>
         <w:trPr>
-          <w:cantSplit w:val="0"/>
-          <w:trHeight w:val="825" w:hRule="atLeast"/>
-          <w:tblHeader w:val="0"/>
+          <w:trHeight w:val="825"/>
         </w:trPr>
         <w:tc>
           <w:tcPr>
+            <w:tcW w:w="1410" w:type="dxa"/>
             <w:tcBorders>
-              <w:top w:color="c4c7c5" w:space="0" w:sz="6" w:val="single"/>
-              <w:left w:color="c4c7c5" w:space="0" w:sz="6" w:val="single"/>
-              <w:bottom w:color="c4c7c5" w:space="0" w:sz="6" w:val="single"/>
-              <w:right w:color="c4c7c5" w:space="0" w:sz="6" w:val="single"/>
+              <w:top w:val="single" w:sz="6" w:space="0" w:color="C4C7C5"/>
+              <w:left w:val="single" w:sz="6" w:space="0" w:color="C4C7C5"/>
+              <w:bottom w:val="single" w:sz="6" w:space="0" w:color="C4C7C5"/>
+              <w:right w:val="single" w:sz="6" w:space="0" w:color="C4C7C5"/>
             </w:tcBorders>
             <w:tcMar>
-              <w:top w:w="120.0" w:type="dxa"/>
-              <w:left w:w="180.0" w:type="dxa"/>
-              <w:bottom w:w="120.0" w:type="dxa"/>
-              <w:right w:w="180.0" w:type="dxa"/>
+              <w:top w:w="120" w:type="dxa"/>
+              <w:left w:w="180" w:type="dxa"/>
+              <w:bottom w:w="120" w:type="dxa"/>
+              <w:right w:w="180" w:type="dxa"/>
             </w:tcMar>
-            <w:vAlign w:val="top"/>
           </w:tcPr>
           <w:p>
             <w:pPr>
-              <w:spacing w:after="480" w:lineRule="auto"/>
-              <w:rPr/>
+              <w:spacing w:after="480"/>
             </w:pPr>
             <w:r>
               <w:rPr>
-                <w:b w:val="1"/>
-                <w:bCs w:val="1"/>
-                <w:rtl w:val="0"/>
+                <w:b/>
+                <w:bCs/>
               </w:rPr>
-              <w:t xml:space="preserve">Cereja</w:t>
-            </w:r>
-            <w:r>
-              <w:rPr>
-                <w:rtl w:val="0"/>
-              </w:rPr>
+              <w:t>Cereja</w:t>
             </w:r>
           </w:p>
         </w:tc>
         <w:tc>
           <w:tcPr>
+            <w:tcW w:w="1965" w:type="dxa"/>
             <w:tcBorders>
-              <w:top w:color="c4c7c5" w:space="0" w:sz="6" w:val="single"/>
-              <w:left w:color="c4c7c5" w:space="0" w:sz="6" w:val="single"/>
-              <w:bottom w:color="c4c7c5" w:space="0" w:sz="6" w:val="single"/>
-              <w:right w:color="c4c7c5" w:space="0" w:sz="6" w:val="single"/>
+              <w:top w:val="single" w:sz="6" w:space="0" w:color="C4C7C5"/>
+              <w:left w:val="single" w:sz="6" w:space="0" w:color="C4C7C5"/>
+              <w:bottom w:val="single" w:sz="6" w:space="0" w:color="C4C7C5"/>
+              <w:right w:val="single" w:sz="6" w:space="0" w:color="C4C7C5"/>
             </w:tcBorders>
             <w:tcMar>
-              <w:top w:w="120.0" w:type="dxa"/>
-              <w:left w:w="180.0" w:type="dxa"/>
-              <w:bottom w:w="120.0" w:type="dxa"/>
-              <w:right w:w="180.0" w:type="dxa"/>
+              <w:top w:w="120" w:type="dxa"/>
+              <w:left w:w="180" w:type="dxa"/>
+              <w:bottom w:w="120" w:type="dxa"/>
+              <w:right w:w="180" w:type="dxa"/>
             </w:tcMar>
-            <w:vAlign w:val="top"/>
           </w:tcPr>
           <w:p>
             <w:pPr>
-              <w:spacing w:after="480" w:lineRule="auto"/>
-              <w:rPr/>
+              <w:spacing w:after="480"/>
             </w:pPr>
             <w:r>
-              <w:rPr>
-                <w:rtl w:val="0"/>
-              </w:rPr>
-              <w:t xml:space="preserve">CE - RE - JA</w:t>
+              <w:t>CE - RE - JA</w:t>
             </w:r>
           </w:p>
         </w:tc>
         <w:tc>
           <w:tcPr>
+            <w:tcW w:w="2280" w:type="dxa"/>
             <w:tcBorders>
-              <w:top w:color="c4c7c5" w:space="0" w:sz="6" w:val="single"/>
-              <w:left w:color="c4c7c5" w:space="0" w:sz="6" w:val="single"/>
-              <w:bottom w:color="c4c7c5" w:space="0" w:sz="6" w:val="single"/>
-              <w:right w:color="c4c7c5" w:space="0" w:sz="6" w:val="single"/>
+              <w:top w:val="single" w:sz="6" w:space="0" w:color="C4C7C5"/>
+              <w:left w:val="single" w:sz="6" w:space="0" w:color="C4C7C5"/>
+              <w:bottom w:val="single" w:sz="6" w:space="0" w:color="C4C7C5"/>
+              <w:right w:val="single" w:sz="6" w:space="0" w:color="C4C7C5"/>
             </w:tcBorders>
             <w:tcMar>
-              <w:top w:w="120.0" w:type="dxa"/>
-              <w:left w:w="180.0" w:type="dxa"/>
-              <w:bottom w:w="120.0" w:type="dxa"/>
-              <w:right w:w="180.0" w:type="dxa"/>
+              <w:top w:w="120" w:type="dxa"/>
+              <w:left w:w="180" w:type="dxa"/>
+              <w:bottom w:w="120" w:type="dxa"/>
+              <w:right w:w="180" w:type="dxa"/>
             </w:tcMar>
-            <w:vAlign w:val="top"/>
           </w:tcPr>
           <w:p>
             <w:pPr>
-              <w:spacing w:after="480" w:lineRule="auto"/>
-              <w:rPr/>
+              <w:spacing w:after="480"/>
             </w:pPr>
             <w:r>
-              <w:rPr>
-                <w:rtl w:val="0"/>
-              </w:rPr>
-              <w:t xml:space="preserve">Vinho / Cereja</w:t>
+              <w:t>Vinho / Cereja</w:t>
             </w:r>
           </w:p>
         </w:tc>
         <w:tc>
           <w:tcPr>
+            <w:tcW w:w="3075" w:type="dxa"/>
             <w:tcBorders>
-              <w:top w:color="c4c7c5" w:space="0" w:sz="6" w:val="single"/>
-              <w:left w:color="c4c7c5" w:space="0" w:sz="6" w:val="single"/>
-              <w:bottom w:color="c4c7c5" w:space="0" w:sz="6" w:val="single"/>
-              <w:right w:color="c4c7c5" w:space="0" w:sz="6" w:val="single"/>
+              <w:top w:val="single" w:sz="6" w:space="0" w:color="C4C7C5"/>
+              <w:left w:val="single" w:sz="6" w:space="0" w:color="C4C7C5"/>
+              <w:bottom w:val="single" w:sz="6" w:space="0" w:color="C4C7C5"/>
+              <w:right w:val="single" w:sz="6" w:space="0" w:color="C4C7C5"/>
             </w:tcBorders>
             <w:tcMar>
-              <w:top w:w="120.0" w:type="dxa"/>
-              <w:left w:w="180.0" w:type="dxa"/>
-              <w:bottom w:w="120.0" w:type="dxa"/>
-              <w:right w:w="180.0" w:type="dxa"/>
+              <w:top w:w="120" w:type="dxa"/>
+              <w:left w:w="180" w:type="dxa"/>
+              <w:bottom w:w="120" w:type="dxa"/>
+              <w:right w:w="180" w:type="dxa"/>
             </w:tcMar>
-            <w:vAlign w:val="top"/>
           </w:tcPr>
           <w:p>
             <w:pPr>
-              <w:spacing w:after="480" w:lineRule="auto"/>
-              <w:rPr/>
+              <w:spacing w:after="480"/>
             </w:pPr>
             <w:r>
-              <w:rPr>
-                <w:rtl w:val="0"/>
-              </w:rPr>
-              <w:t xml:space="preserve">Ilustração de Cereja + Card Bordô</w:t>
+              <w:t xml:space="preserve">Ilustração de Cereja + </w:t>
+            </w:r>
+            <w:proofErr w:type="spellStart"/>
+            <w:r>
+              <w:t>Card</w:t>
+            </w:r>
+            <w:proofErr w:type="spellEnd"/>
+            <w:r>
+              <w:t xml:space="preserve"> Bordô</w:t>
             </w:r>
           </w:p>
         </w:tc>
       </w:tr>
       <w:tr>
         <w:trPr>
-          <w:cantSplit w:val="0"/>
-          <w:trHeight w:val="825" w:hRule="atLeast"/>
-          <w:tblHeader w:val="0"/>
+          <w:trHeight w:val="825"/>
         </w:trPr>
         <w:tc>
           <w:tcPr>
+            <w:tcW w:w="1410" w:type="dxa"/>
             <w:tcBorders>
-              <w:top w:color="c4c7c5" w:space="0" w:sz="6" w:val="single"/>
-              <w:left w:color="c4c7c5" w:space="0" w:sz="6" w:val="single"/>
-              <w:bottom w:color="c4c7c5" w:space="0" w:sz="6" w:val="single"/>
-              <w:right w:color="c4c7c5" w:space="0" w:sz="6" w:val="single"/>
+              <w:top w:val="single" w:sz="6" w:space="0" w:color="C4C7C5"/>
+              <w:left w:val="single" w:sz="6" w:space="0" w:color="C4C7C5"/>
+              <w:bottom w:val="single" w:sz="6" w:space="0" w:color="C4C7C5"/>
+              <w:right w:val="single" w:sz="6" w:space="0" w:color="C4C7C5"/>
             </w:tcBorders>
             <w:tcMar>
-              <w:top w:w="120.0" w:type="dxa"/>
-              <w:left w:w="180.0" w:type="dxa"/>
-              <w:bottom w:w="120.0" w:type="dxa"/>
-              <w:right w:w="180.0" w:type="dxa"/>
+              <w:top w:w="120" w:type="dxa"/>
+              <w:left w:w="180" w:type="dxa"/>
+              <w:bottom w:w="120" w:type="dxa"/>
+              <w:right w:w="180" w:type="dxa"/>
             </w:tcMar>
-            <w:vAlign w:val="top"/>
           </w:tcPr>
           <w:p>
             <w:pPr>
-              <w:spacing w:after="480" w:lineRule="auto"/>
-              <w:rPr/>
+              <w:spacing w:after="480"/>
             </w:pPr>
             <w:r>
               <w:rPr>
-                <w:b w:val="1"/>
-                <w:bCs w:val="1"/>
-                <w:rtl w:val="0"/>
+                <w:b/>
+                <w:bCs/>
               </w:rPr>
-              <w:t xml:space="preserve">Morango</w:t>
-            </w:r>
-            <w:r>
-              <w:rPr>
-                <w:rtl w:val="0"/>
-              </w:rPr>
+              <w:t>Morango</w:t>
             </w:r>
           </w:p>
         </w:tc>
         <w:tc>
           <w:tcPr>
+            <w:tcW w:w="1965" w:type="dxa"/>
             <w:tcBorders>
-              <w:top w:color="c4c7c5" w:space="0" w:sz="6" w:val="single"/>
-              <w:left w:color="c4c7c5" w:space="0" w:sz="6" w:val="single"/>
-              <w:bottom w:color="c4c7c5" w:space="0" w:sz="6" w:val="single"/>
-              <w:right w:color="c4c7c5" w:space="0" w:sz="6" w:val="single"/>
+              <w:top w:val="single" w:sz="6" w:space="0" w:color="C4C7C5"/>
+              <w:left w:val="single" w:sz="6" w:space="0" w:color="C4C7C5"/>
+              <w:bottom w:val="single" w:sz="6" w:space="0" w:color="C4C7C5"/>
+              <w:right w:val="single" w:sz="6" w:space="0" w:color="C4C7C5"/>
             </w:tcBorders>
             <w:tcMar>
-              <w:top w:w="120.0" w:type="dxa"/>
-              <w:left w:w="180.0" w:type="dxa"/>
-              <w:bottom w:w="120.0" w:type="dxa"/>
-              <w:right w:w="180.0" w:type="dxa"/>
+              <w:top w:w="120" w:type="dxa"/>
+              <w:left w:w="180" w:type="dxa"/>
+              <w:bottom w:w="120" w:type="dxa"/>
+              <w:right w:w="180" w:type="dxa"/>
             </w:tcMar>
-            <w:vAlign w:val="top"/>
           </w:tcPr>
           <w:p>
             <w:pPr>
-              <w:spacing w:after="480" w:lineRule="auto"/>
-              <w:rPr/>
+              <w:spacing w:after="480"/>
             </w:pPr>
             <w:r>
-              <w:rPr>
-                <w:rtl w:val="0"/>
-              </w:rPr>
-              <w:t xml:space="preserve">MO - RAN - GO</w:t>
+              <w:t>MO - RAN - GO</w:t>
             </w:r>
           </w:p>
         </w:tc>
         <w:tc>
           <w:tcPr>
+            <w:tcW w:w="2280" w:type="dxa"/>
             <w:tcBorders>
-              <w:top w:color="c4c7c5" w:space="0" w:sz="6" w:val="single"/>
-              <w:left w:color="c4c7c5" w:space="0" w:sz="6" w:val="single"/>
-              <w:bottom w:color="c4c7c5" w:space="0" w:sz="6" w:val="single"/>
-              <w:right w:color="c4c7c5" w:space="0" w:sz="6" w:val="single"/>
+              <w:top w:val="single" w:sz="6" w:space="0" w:color="C4C7C5"/>
+              <w:left w:val="single" w:sz="6" w:space="0" w:color="C4C7C5"/>
+              <w:bottom w:val="single" w:sz="6" w:space="0" w:color="C4C7C5"/>
+              <w:right w:val="single" w:sz="6" w:space="0" w:color="C4C7C5"/>
             </w:tcBorders>
             <w:tcMar>
-              <w:top w:w="120.0" w:type="dxa"/>
-              <w:left w:w="180.0" w:type="dxa"/>
-              <w:bottom w:w="120.0" w:type="dxa"/>
-              <w:right w:w="180.0" w:type="dxa"/>
+              <w:top w:w="120" w:type="dxa"/>
+              <w:left w:w="180" w:type="dxa"/>
+              <w:bottom w:w="120" w:type="dxa"/>
+              <w:right w:w="180" w:type="dxa"/>
             </w:tcMar>
-            <w:vAlign w:val="top"/>
           </w:tcPr>
           <w:p>
             <w:pPr>
-              <w:spacing w:after="480" w:lineRule="auto"/>
-              <w:rPr/>
+              <w:spacing w:after="480"/>
             </w:pPr>
             <w:r>
-              <w:rPr>
-                <w:rtl w:val="0"/>
-              </w:rPr>
-              <w:t xml:space="preserve">Rosa / Vermelho</w:t>
+              <w:t>Rosa / Vermelho</w:t>
             </w:r>
           </w:p>
         </w:tc>
         <w:tc>
           <w:tcPr>
+            <w:tcW w:w="3075" w:type="dxa"/>
             <w:tcBorders>
-              <w:top w:color="c4c7c5" w:space="0" w:sz="6" w:val="single"/>
-              <w:left w:color="c4c7c5" w:space="0" w:sz="6" w:val="single"/>
-              <w:bottom w:color="c4c7c5" w:space="0" w:sz="6" w:val="single"/>
-              <w:right w:color="c4c7c5" w:space="0" w:sz="6" w:val="single"/>
+              <w:top w:val="single" w:sz="6" w:space="0" w:color="C4C7C5"/>
+              <w:left w:val="single" w:sz="6" w:space="0" w:color="C4C7C5"/>
+              <w:bottom w:val="single" w:sz="6" w:space="0" w:color="C4C7C5"/>
+              <w:right w:val="single" w:sz="6" w:space="0" w:color="C4C7C5"/>
             </w:tcBorders>
             <w:tcMar>
-              <w:top w:w="120.0" w:type="dxa"/>
-              <w:left w:w="180.0" w:type="dxa"/>
-              <w:bottom w:w="120.0" w:type="dxa"/>
-              <w:right w:w="180.0" w:type="dxa"/>
+              <w:top w:w="120" w:type="dxa"/>
+              <w:left w:w="180" w:type="dxa"/>
+              <w:bottom w:w="120" w:type="dxa"/>
+              <w:right w:w="180" w:type="dxa"/>
             </w:tcMar>
-            <w:vAlign w:val="top"/>
           </w:tcPr>
           <w:p>
             <w:pPr>
-              <w:spacing w:after="480" w:lineRule="auto"/>
-              <w:rPr/>
+              <w:spacing w:after="480"/>
             </w:pPr>
             <w:r>
-              <w:rPr>
-                <w:rtl w:val="0"/>
-              </w:rPr>
-              <w:t xml:space="preserve">Ilustração de Morango + Card Rosado</w:t>
+              <w:t xml:space="preserve">Ilustração de Morango + </w:t>
+            </w:r>
+            <w:proofErr w:type="spellStart"/>
+            <w:r>
+              <w:t>Card</w:t>
+            </w:r>
+            <w:proofErr w:type="spellEnd"/>
+            <w:r>
+              <w:t xml:space="preserve"> Rosado</w:t>
             </w:r>
           </w:p>
         </w:tc>
@@ -1114,19 +1011,18 @@
     </w:tbl>
     <w:p>
       <w:pPr>
-        <w:spacing w:after="240" w:lineRule="auto"/>
-        <w:rPr>
-          <w:b w:val="1"/>
-          <w:bCs w:val="1"/>
-        </w:rPr>
-      </w:pPr>
-      <w:r>
-        <w:rPr>
-          <w:b w:val="1"/>
-          <w:bCs w:val="1"/>
-          <w:rtl w:val="0"/>
-        </w:rPr>
-        <w:t xml:space="preserve">4. Justificativa de Acessibilidade no AEE</w:t>
+        <w:spacing w:after="240"/>
+        <w:rPr>
+          <w:b/>
+          <w:bCs/>
+        </w:rPr>
+      </w:pPr>
+      <w:r>
+        <w:rPr>
+          <w:b/>
+          <w:bCs/>
+        </w:rPr>
+        <w:t>4. Justificativa de Acessibilidade no AEE</w:t>
       </w:r>
     </w:p>
     <w:p>
@@ -1135,21 +1031,15 @@
           <w:ilvl w:val="0"/>
           <w:numId w:val="3"/>
         </w:numPr>
-        <w:spacing w:after="0" w:afterAutospacing="0" w:lineRule="auto"/>
-        <w:ind w:left="720" w:hanging="360"/>
-      </w:pPr>
-      <w:r>
-        <w:rPr>
-          <w:b w:val="1"/>
-          <w:bCs w:val="1"/>
-          <w:rtl w:val="0"/>
-        </w:rPr>
-        <w:t xml:space="preserve">Suporte Cognitivo:</w:t>
-      </w:r>
-      <w:r>
-        <w:rPr>
-          <w:rtl w:val="0"/>
-        </w:rPr>
+      </w:pPr>
+      <w:r>
+        <w:rPr>
+          <w:b/>
+          <w:bCs/>
+        </w:rPr>
+        <w:t>Suporte Cognitivo:</w:t>
+      </w:r>
+      <w:r>
         <w:t xml:space="preserve"> A associação redundante entre cor, imagem e palavra reduz a sobrecarga da memória de trabalho do estudante.</w:t>
       </w:r>
     </w:p>
@@ -1159,22 +1049,19 @@
           <w:ilvl w:val="0"/>
           <w:numId w:val="3"/>
         </w:numPr>
-        <w:spacing w:after="0" w:afterAutospacing="0" w:lineRule="auto"/>
-        <w:ind w:left="720" w:hanging="360"/>
-      </w:pPr>
-      <w:r>
-        <w:rPr>
-          <w:b w:val="1"/>
-          <w:bCs w:val="1"/>
-          <w:rtl w:val="0"/>
-        </w:rPr>
-        <w:t xml:space="preserve">Flexibilidade para o PEI:</w:t>
-      </w:r>
-      <w:r>
-        <w:rPr>
-          <w:rtl w:val="0"/>
-        </w:rPr>
-        <w:t xml:space="preserve"> A estrutura modular permite criar novos módulos temáticos (animais, transporte, objetos) alinhados ao Plano de Ensino Individualizado de cada aluno.</w:t>
+      </w:pPr>
+      <w:r>
+        <w:rPr>
+          <w:b/>
+          <w:bCs/>
+        </w:rPr>
+        <w:t>Flexibilidade para o PEI:</w:t>
+      </w:r>
+      <w:r>
+        <w:t xml:space="preserve"> A estrutura modular permite criar novos módulos temáticos (animais, transporte, objetos) alinhados ao P</w:t>
+      </w:r>
+      <w:r>
+        <w:t>lano de Ensino Individualizado de cada aluno.</w:t>
       </w:r>
     </w:p>
     <w:p>
@@ -1183,80 +1070,84 @@
           <w:ilvl w:val="0"/>
           <w:numId w:val="3"/>
         </w:numPr>
-        <w:spacing w:after="240" w:lineRule="auto"/>
-        <w:ind w:left="720" w:hanging="360"/>
-      </w:pPr>
-      <w:r>
-        <w:rPr>
-          <w:b w:val="1"/>
-          <w:bCs w:val="1"/>
-          <w:rtl w:val="0"/>
-        </w:rPr>
-        <w:t xml:space="preserve">Engajamento Operacional:</w:t>
-      </w:r>
-      <w:r>
-        <w:rPr>
-          <w:rtl w:val="0"/>
-        </w:rPr>
+        <w:spacing w:after="240"/>
+      </w:pPr>
+      <w:r>
+        <w:rPr>
+          <w:b/>
+          <w:bCs/>
+        </w:rPr>
+        <w:t>Engajamento Operacional:</w:t>
+      </w:r>
+      <w:r>
         <w:t xml:space="preserve"> O feedback visual imediato e o dinamismo de arrastar elementos favorecem a manutenção da atenção de estudantes com TDAH.</w:t>
       </w:r>
     </w:p>
     <w:p>
       <w:pPr>
-        <w:spacing w:after="240" w:lineRule="auto"/>
-        <w:rPr/>
-      </w:pPr>
-      <w:r>
-        <w:rPr>
-          <w:b w:val="1"/>
-          <w:bCs w:val="1"/>
-          <w:rtl w:val="0"/>
-        </w:rPr>
-        <w:t xml:space="preserve">Link do canva:</w:t>
-      </w:r>
-      <w:r>
-        <w:rPr>
-          <w:rtl w:val="0"/>
-        </w:rPr>
+        <w:spacing w:after="240"/>
+      </w:pPr>
+      <w:r>
+        <w:rPr>
+          <w:b/>
+          <w:bCs/>
+        </w:rPr>
+        <w:t xml:space="preserve">Link do </w:t>
+      </w:r>
+      <w:proofErr w:type="spellStart"/>
+      <w:r>
+        <w:rPr>
+          <w:b/>
+          <w:bCs/>
+        </w:rPr>
+        <w:t>canva</w:t>
+      </w:r>
+      <w:proofErr w:type="spellEnd"/>
+      <w:r>
+        <w:rPr>
+          <w:b/>
+          <w:bCs/>
+        </w:rPr>
+        <w:t>:</w:t>
       </w:r>
     </w:p>
     <w:p>
       <w:pPr>
-        <w:spacing w:after="240" w:lineRule="auto"/>
-        <w:rPr/>
-      </w:pPr>
-      <w:r>
-        <w:rPr>
-          <w:rtl w:val="0"/>
-        </w:rPr>
-        <w:t xml:space="preserve">https://canva.link/fvjsggksgchizee</w:t>
-      </w:r>
-    </w:p>
-    <w:p>
-      <w:pPr>
-        <w:rPr>
-          <w:b w:val="1"/>
-          <w:bCs w:val="1"/>
-        </w:rPr>
-      </w:pPr>
-      <w:r>
-        <w:rPr>
-          <w:rtl w:val="0"/>
-        </w:rPr>
+        <w:rPr>
+          <w:bCs/>
+        </w:rPr>
+      </w:pPr>
+      <w:r>
+        <w:rPr>
+          <w:bCs/>
+        </w:rPr>
+        <w:t>https://canva.link/fvjsggksgchiz</w:t>
+      </w:r>
+      <w:bookmarkStart w:id="0" w:name="_GoBack"/>
+      <w:bookmarkEnd w:id="0"/>
+      <w:r>
+        <w:rPr>
+          <w:bCs/>
+        </w:rPr>
+        <w:t>ee</w:t>
       </w:r>
     </w:p>
     <w:sectPr>
-      <w:pgSz w:h="16834" w:w="11909" w:orient="portrait"/>
-      <w:pgMar w:bottom="1440" w:top="1440" w:left="1440" w:right="1440" w:header="720" w:footer="720"/>
+      <w:pgSz w:w="11909" w:h="16834"/>
+      <w:pgMar w:top="1440" w:right="1440" w:bottom="1440" w:left="1440" w:header="720" w:footer="720" w:gutter="0"/>
       <w:pgNumType w:start="1"/>
+      <w:cols w:space="720"/>
     </w:sectPr>
   </w:body>
 </w:document>
 </file>
 
 <file path=word/numbering.xml><?xml version="1.0" encoding="utf-8"?>
-<w:numbering xmlns:mc="http://schemas.openxmlformats.org/markup-compatibility/2006" xmlns:o="urn:schemas-microsoft-com:office:office" xmlns:r="http://schemas.openxmlformats.org/officeDocument/2006/relationships" xmlns:m="http://schemas.openxmlformats.org/officeDocument/2006/math" xmlns:v="urn:schemas-microsoft-com:vml" xmlns:wp="http://schemas.openxmlformats.org/drawingml/2006/wordprocessingDrawing" xmlns:w10="urn:schemas-microsoft-com:office:word" xmlns:w="http://schemas.openxmlformats.org/wordprocessingml/2006/main" xmlns:wne="http://schemas.microsoft.com/office/word/2006/wordml" xmlns:sl="http://schemas.openxmlformats.org/schemaLibrary/2006/main" xmlns:a="http://schemas.openxmlformats.org/drawingml/2006/main" xmlns:pic="http://schemas.openxmlformats.org/drawingml/2006/picture" xmlns:c="http://schemas.openxmlformats.org/drawingml/2006/chart" xmlns:lc="http://schemas.openxmlformats.org/drawingml/2006/lockedCanvas" xmlns:dgm="http://schemas.openxmlformats.org/drawingml/2006/diagram" xmlns:wps="http://schemas.microsoft.com/office/word/2010/wordprocessingShape" xmlns:wpg="http://schemas.microsoft.com/office/word/2010/wordprocessingGroup" xmlns:w14="http://schemas.microsoft.com/office/word/2010/wordml" xmlns:w15="http://schemas.microsoft.com/office/word/2012/wordml" xmlns:w16="http://schemas.microsoft.com/office/word/2018/wordml" xmlns:w16cex="http://schemas.microsoft.com/office/word/2018/wordml/cex" xmlns:w16cid="http://schemas.microsoft.com/office/word/2016/wordml/cid" xmlns="http://schemas.microsoft.com/office/tasks/2019/documenttasks" xmlns:cr="http://schemas.microsoft.com/office/comments/2020/reactions">
-  <w:abstractNum w:abstractNumId="1">
+<w:numbering xmlns:wpc="http://schemas.microsoft.com/office/word/2010/wordprocessingCanvas" xmlns:cx="http://schemas.microsoft.com/office/drawing/2014/chartex" xmlns:cx1="http://schemas.microsoft.com/office/drawing/2015/9/8/chartex" xmlns:cx2="http://schemas.microsoft.com/office/drawing/2015/10/21/chartex" xmlns:cx3="http://schemas.microsoft.com/office/drawing/2016/5/9/chartex" xmlns:cx4="http://schemas.microsoft.com/office/drawing/2016/5/10/chartex" xmlns:cx5="http://schemas.microsoft.com/office/drawing/2016/5/11/chartex" xmlns:cx6="http://schemas.microsoft.com/office/drawing/2016/5/12/chartex" xmlns:cx7="http://schemas.microsoft.com/office/drawing/2016/5/13/chartex" xmlns:cx8="http://schemas.microsoft.com/office/drawing/2016/5/14/chartex" xmlns:mc="http://schemas.openxmlformats.org/markup-compatibility/2006" xmlns:aink="http://schemas.microsoft.com/office/drawing/2016/ink" xmlns:am3d="http://schemas.microsoft.com/office/drawing/2017/model3d" xmlns:o="urn:schemas-microsoft-com:office:office" xmlns:r="http://schemas.openxmlformats.org/officeDocument/2006/relationships" xmlns:m="http://schemas.openxmlformats.org/officeDocument/2006/math" xmlns:v="urn:schemas-microsoft-com:vml" xmlns:wp14="http://schemas.microsoft.com/office/word/2010/wordprocessingDrawing" xmlns:wp="http://schemas.openxmlformats.org/drawingml/2006/wordprocessingDrawing" xmlns:w10="urn:schemas-microsoft-com:office:word" xmlns:w="http://schemas.openxmlformats.org/wordprocessingml/2006/main" xmlns:w14="http://schemas.microsoft.com/office/word/2010/wordml" xmlns:w15="http://schemas.microsoft.com/office/word/2012/wordml" xmlns:w16cid="http://schemas.microsoft.com/office/word/2016/wordml/cid" xmlns:w16se="http://schemas.microsoft.com/office/word/2015/wordml/symex" xmlns:wpg="http://schemas.microsoft.com/office/word/2010/wordprocessingGroup" xmlns:wpi="http://schemas.microsoft.com/office/word/2010/wordprocessingInk" xmlns:wne="http://schemas.microsoft.com/office/word/2006/wordml" xmlns:wps="http://schemas.microsoft.com/office/word/2010/wordprocessingShape" mc:Ignorable="w14 w15 w16se w16cid wp14">
+  <w:abstractNum w:abstractNumId="0" w15:restartNumberingAfterBreak="0">
+    <w:nsid w:val="66F472A7"/>
+    <w:multiLevelType w:val="multilevel"/>
+    <w:tmpl w:val="7070EA02"/>
     <w:lvl w:ilvl="0">
       <w:start w:val="1"/>
       <w:numFmt w:val="bullet"/>
@@ -1266,7 +1157,7 @@
         <w:ind w:left="720" w:hanging="360"/>
       </w:pPr>
       <w:rPr>
-        <w:rFonts w:ascii="Arial" w:cs="Arial" w:eastAsia="Arial" w:hAnsi="Arial"/>
+        <w:rFonts w:ascii="Arial" w:eastAsia="Arial" w:hAnsi="Arial" w:cs="Arial"/>
         <w:u w:val="none"/>
       </w:rPr>
     </w:lvl>
@@ -1367,7 +1258,10 @@
       </w:rPr>
     </w:lvl>
   </w:abstractNum>
-  <w:abstractNum w:abstractNumId="2">
+  <w:abstractNum w:abstractNumId="1" w15:restartNumberingAfterBreak="0">
+    <w:nsid w:val="6B283087"/>
+    <w:multiLevelType w:val="multilevel"/>
+    <w:tmpl w:val="E7A8AC20"/>
     <w:lvl w:ilvl="0">
       <w:start w:val="1"/>
       <w:numFmt w:val="bullet"/>
@@ -1377,7 +1271,7 @@
         <w:ind w:left="720" w:hanging="360"/>
       </w:pPr>
       <w:rPr>
-        <w:rFonts w:ascii="Arial" w:cs="Arial" w:eastAsia="Arial" w:hAnsi="Arial"/>
+        <w:rFonts w:ascii="Arial" w:eastAsia="Arial" w:hAnsi="Arial" w:cs="Arial"/>
         <w:u w:val="none"/>
       </w:rPr>
     </w:lvl>
@@ -1478,7 +1372,10 @@
       </w:rPr>
     </w:lvl>
   </w:abstractNum>
-  <w:abstractNum w:abstractNumId="3">
+  <w:abstractNum w:abstractNumId="2" w15:restartNumberingAfterBreak="0">
+    <w:nsid w:val="7BA70067"/>
+    <w:multiLevelType w:val="multilevel"/>
+    <w:tmpl w:val="2E7E0C46"/>
     <w:lvl w:ilvl="0">
       <w:start w:val="1"/>
       <w:numFmt w:val="bullet"/>
@@ -1488,7 +1385,7 @@
         <w:ind w:left="720" w:hanging="360"/>
       </w:pPr>
       <w:rPr>
-        <w:rFonts w:ascii="Arial" w:cs="Arial" w:eastAsia="Arial" w:hAnsi="Arial"/>
+        <w:rFonts w:ascii="Arial" w:eastAsia="Arial" w:hAnsi="Arial" w:cs="Arial"/>
         <w:u w:val="none"/>
       </w:rPr>
     </w:lvl>
@@ -1593,23 +1490,23 @@
     <w:abstractNumId w:val="1"/>
   </w:num>
   <w:num w:numId="2">
-    <w:abstractNumId w:val="2"/>
+    <w:abstractNumId w:val="0"/>
   </w:num>
   <w:num w:numId="3">
-    <w:abstractNumId w:val="3"/>
+    <w:abstractNumId w:val="2"/>
   </w:num>
 </w:numbering>
 </file>
 
 <file path=word/styles.xml><?xml version="1.0" encoding="utf-8"?>
-<w:styles xmlns:mc="http://schemas.openxmlformats.org/markup-compatibility/2006" xmlns:o="urn:schemas-microsoft-com:office:office" xmlns:r="http://schemas.openxmlformats.org/officeDocument/2006/relationships" xmlns:m="http://schemas.openxmlformats.org/officeDocument/2006/math" xmlns:v="urn:schemas-microsoft-com:vml" xmlns:wp="http://schemas.openxmlformats.org/drawingml/2006/wordprocessingDrawing" xmlns:w10="urn:schemas-microsoft-com:office:word" xmlns:w="http://schemas.openxmlformats.org/wordprocessingml/2006/main" xmlns:wne="http://schemas.microsoft.com/office/word/2006/wordml" xmlns:sl="http://schemas.openxmlformats.org/schemaLibrary/2006/main" xmlns:a="http://schemas.openxmlformats.org/drawingml/2006/main" xmlns:pic="http://schemas.openxmlformats.org/drawingml/2006/picture" xmlns:c="http://schemas.openxmlformats.org/drawingml/2006/chart" xmlns:lc="http://schemas.openxmlformats.org/drawingml/2006/lockedCanvas" xmlns:dgm="http://schemas.openxmlformats.org/drawingml/2006/diagram" xmlns:wps="http://schemas.microsoft.com/office/word/2010/wordprocessingShape" xmlns:wpg="http://schemas.microsoft.com/office/word/2010/wordprocessingGroup" xmlns:w14="http://schemas.microsoft.com/office/word/2010/wordml" xmlns:w15="http://schemas.microsoft.com/office/word/2012/wordml" xmlns:w16="http://schemas.microsoft.com/office/word/2018/wordml" xmlns:w16cex="http://schemas.microsoft.com/office/word/2018/wordml/cex" xmlns:w16cid="http://schemas.microsoft.com/office/word/2016/wordml/cid" xmlns="http://schemas.microsoft.com/office/tasks/2019/documenttasks" xmlns:cr="http://schemas.microsoft.com/office/comments/2020/reactions">
+<w:styles xmlns:mc="http://schemas.openxmlformats.org/markup-compatibility/2006" xmlns:r="http://schemas.openxmlformats.org/officeDocument/2006/relationships" xmlns:w="http://schemas.openxmlformats.org/wordprocessingml/2006/main" xmlns:w14="http://schemas.microsoft.com/office/word/2010/wordml" xmlns:w15="http://schemas.microsoft.com/office/word/2012/wordml" xmlns:w16cid="http://schemas.microsoft.com/office/word/2016/wordml/cid" xmlns:w16se="http://schemas.microsoft.com/office/word/2015/wordml/symex" mc:Ignorable="w14 w15 w16se w16cid">
   <w:docDefaults>
     <w:rPrDefault>
       <w:rPr>
-        <w:rFonts w:ascii="Arial" w:cs="Arial" w:eastAsia="Arial" w:hAnsi="Arial"/>
+        <w:rFonts w:ascii="Arial" w:eastAsia="Arial" w:hAnsi="Arial" w:cs="Arial"/>
         <w:sz w:val="22"/>
         <w:szCs w:val="22"/>
-        <w:lang w:val="pt_BR"/>
+        <w:lang w:val="pt-BR" w:eastAsia="pt-BR" w:bidi="ar-SA"/>
       </w:rPr>
     </w:rPrDefault>
     <w:pPrDefault>
@@ -1618,79 +1515,456 @@
       </w:pPr>
     </w:pPrDefault>
   </w:docDefaults>
-  <w:style w:type="table" w:styleId="TableNormal" w:default="1">
-    <w:name w:val="TableNormal"/>
-    <w:tblPr>
-      <w:tblCellMar>
-        <w:top w:w="100.0" w:type="dxa"/>
-        <w:left w:w="100.0" w:type="dxa"/>
-        <w:bottom w:w="100.0" w:type="dxa"/>
-        <w:right w:w="100.0" w:type="dxa"/>
-      </w:tblCellMar>
-    </w:tblPr>
+  <w:latentStyles w:defLockedState="0" w:defUIPriority="99" w:defSemiHidden="0" w:defUnhideWhenUsed="0" w:defQFormat="0" w:count="375">
+    <w:lsdException w:name="Normal" w:uiPriority="0" w:qFormat="1"/>
+    <w:lsdException w:name="heading 1" w:uiPriority="9" w:qFormat="1"/>
+    <w:lsdException w:name="heading 2" w:semiHidden="1" w:uiPriority="9" w:unhideWhenUsed="1" w:qFormat="1"/>
+    <w:lsdException w:name="heading 3" w:semiHidden="1" w:uiPriority="9" w:unhideWhenUsed="1" w:qFormat="1"/>
+    <w:lsdException w:name="heading 4" w:semiHidden="1" w:uiPriority="9" w:unhideWhenUsed="1" w:qFormat="1"/>
+    <w:lsdException w:name="heading 5" w:semiHidden="1" w:uiPriority="9" w:unhideWhenUsed="1" w:qFormat="1"/>
+    <w:lsdException w:name="heading 6" w:semiHidden="1" w:uiPriority="9" w:unhideWhenUsed="1" w:qFormat="1"/>
+    <w:lsdException w:name="heading 7" w:semiHidden="1" w:uiPriority="9" w:unhideWhenUsed="1" w:qFormat="1"/>
+    <w:lsdException w:name="heading 8" w:semiHidden="1" w:uiPriority="9" w:unhideWhenUsed="1" w:qFormat="1"/>
+    <w:lsdException w:name="heading 9" w:semiHidden="1" w:uiPriority="9" w:unhideWhenUsed="1" w:qFormat="1"/>
+    <w:lsdException w:name="index 1" w:semiHidden="1" w:unhideWhenUsed="1"/>
+    <w:lsdException w:name="index 2" w:semiHidden="1" w:unhideWhenUsed="1"/>
+    <w:lsdException w:name="index 3" w:semiHidden="1" w:unhideWhenUsed="1"/>
+    <w:lsdException w:name="index 4" w:semiHidden="1" w:unhideWhenUsed="1"/>
+    <w:lsdException w:name="index 5" w:semiHidden="1" w:unhideWhenUsed="1"/>
+    <w:lsdException w:name="index 6" w:semiHidden="1" w:unhideWhenUsed="1"/>
+    <w:lsdException w:name="index 7" w:semiHidden="1" w:unhideWhenUsed="1"/>
+    <w:lsdException w:name="index 8" w:semiHidden="1" w:unhideWhenUsed="1"/>
+    <w:lsdException w:name="index 9" w:semiHidden="1" w:unhideWhenUsed="1"/>
+    <w:lsdException w:name="toc 1" w:semiHidden="1" w:uiPriority="39" w:unhideWhenUsed="1"/>
+    <w:lsdException w:name="toc 2" w:semiHidden="1" w:uiPriority="39" w:unhideWhenUsed="1"/>
+    <w:lsdException w:name="toc 3" w:semiHidden="1" w:uiPriority="39" w:unhideWhenUsed="1"/>
+    <w:lsdException w:name="toc 4" w:semiHidden="1" w:uiPriority="39" w:unhideWhenUsed="1"/>
+    <w:lsdException w:name="toc 5" w:semiHidden="1" w:uiPriority="39" w:unhideWhenUsed="1"/>
+    <w:lsdException w:name="toc 6" w:semiHidden="1" w:uiPriority="39" w:unhideWhenUsed="1"/>
+    <w:lsdException w:name="toc 7" w:semiHidden="1" w:uiPriority="39" w:unhideWhenUsed="1"/>
+    <w:lsdException w:name="toc 8" w:semiHidden="1" w:uiPriority="39" w:unhideWhenUsed="1"/>
+    <w:lsdException w:name="toc 9" w:semiHidden="1" w:uiPriority="39" w:unhideWhenUsed="1"/>
+    <w:lsdException w:name="Normal Indent" w:semiHidden="1" w:unhideWhenUsed="1"/>
+    <w:lsdException w:name="footnote text" w:semiHidden="1" w:unhideWhenUsed="1"/>
+    <w:lsdException w:name="annotation text" w:semiHidden="1" w:unhideWhenUsed="1"/>
+    <w:lsdException w:name="header" w:semiHidden="1" w:unhideWhenUsed="1"/>
+    <w:lsdException w:name="footer" w:semiHidden="1" w:unhideWhenUsed="1"/>
+    <w:lsdException w:name="index heading" w:semiHidden="1" w:unhideWhenUsed="1"/>
+    <w:lsdException w:name="caption" w:semiHidden="1" w:uiPriority="35" w:unhideWhenUsed="1" w:qFormat="1"/>
+    <w:lsdException w:name="table of figures" w:semiHidden="1" w:unhideWhenUsed="1"/>
+    <w:lsdException w:name="envelope address" w:semiHidden="1" w:unhideWhenUsed="1"/>
+    <w:lsdException w:name="envelope return" w:semiHidden="1" w:unhideWhenUsed="1"/>
+    <w:lsdException w:name="footnote reference" w:semiHidden="1" w:unhideWhenUsed="1"/>
+    <w:lsdException w:name="annotation reference" w:semiHidden="1" w:unhideWhenUsed="1"/>
+    <w:lsdException w:name="line number" w:semiHidden="1" w:unhideWhenUsed="1"/>
+    <w:lsdException w:name="page number" w:semiHidden="1" w:unhideWhenUsed="1"/>
+    <w:lsdException w:name="endnote reference" w:semiHidden="1" w:unhideWhenUsed="1"/>
+    <w:lsdException w:name="endnote text" w:semiHidden="1" w:unhideWhenUsed="1"/>
+    <w:lsdException w:name="table of authorities" w:semiHidden="1" w:unhideWhenUsed="1"/>
+    <w:lsdException w:name="macro" w:semiHidden="1" w:unhideWhenUsed="1"/>
+    <w:lsdException w:name="toa heading" w:semiHidden="1" w:unhideWhenUsed="1"/>
+    <w:lsdException w:name="List" w:semiHidden="1" w:unhideWhenUsed="1"/>
+    <w:lsdException w:name="List Bullet" w:semiHidden="1" w:unhideWhenUsed="1"/>
+    <w:lsdException w:name="List Number" w:semiHidden="1" w:unhideWhenUsed="1"/>
+    <w:lsdException w:name="List 2" w:semiHidden="1" w:unhideWhenUsed="1"/>
+    <w:lsdException w:name="List 3" w:semiHidden="1" w:unhideWhenUsed="1"/>
+    <w:lsdException w:name="List 4" w:semiHidden="1" w:unhideWhenUsed="1"/>
+    <w:lsdException w:name="List 5" w:semiHidden="1" w:unhideWhenUsed="1"/>
+    <w:lsdException w:name="List Bullet 2" w:semiHidden="1" w:unhideWhenUsed="1"/>
+    <w:lsdException w:name="List Bullet 3" w:semiHidden="1" w:unhideWhenUsed="1"/>
+    <w:lsdException w:name="List Bullet 4" w:semiHidden="1" w:unhideWhenUsed="1"/>
+    <w:lsdException w:name="List Bullet 5" w:semiHidden="1" w:unhideWhenUsed="1"/>
+    <w:lsdException w:name="List Number 2" w:semiHidden="1" w:unhideWhenUsed="1"/>
+    <w:lsdException w:name="List Number 3" w:semiHidden="1" w:unhideWhenUsed="1"/>
+    <w:lsdException w:name="List Number 4" w:semiHidden="1" w:unhideWhenUsed="1"/>
+    <w:lsdException w:name="List Number 5" w:semiHidden="1" w:unhideWhenUsed="1"/>
+    <w:lsdException w:name="Title" w:uiPriority="10" w:qFormat="1"/>
+    <w:lsdException w:name="Closing" w:semiHidden="1" w:unhideWhenUsed="1"/>
+    <w:lsdException w:name="Signature" w:semiHidden="1" w:unhideWhenUsed="1"/>
+    <w:lsdException w:name="Default Paragraph Font" w:semiHidden="1" w:uiPriority="1" w:unhideWhenUsed="1"/>
+    <w:lsdException w:name="Body Text" w:semiHidden="1" w:unhideWhenUsed="1"/>
+    <w:lsdException w:name="Body Text Indent" w:semiHidden="1" w:unhideWhenUsed="1"/>
+    <w:lsdException w:name="List Continue" w:semiHidden="1" w:unhideWhenUsed="1"/>
+    <w:lsdException w:name="List Continue 2" w:semiHidden="1" w:unhideWhenUsed="1"/>
+    <w:lsdException w:name="List Continue 3" w:semiHidden="1" w:unhideWhenUsed="1"/>
+    <w:lsdException w:name="List Continue 4" w:semiHidden="1" w:unhideWhenUsed="1"/>
+    <w:lsdException w:name="List Continue 5" w:semiHidden="1" w:unhideWhenUsed="1"/>
+    <w:lsdException w:name="Message Header" w:semiHidden="1" w:unhideWhenUsed="1"/>
+    <w:lsdException w:name="Subtitle" w:uiPriority="11" w:qFormat="1"/>
+    <w:lsdException w:name="Salutation" w:semiHidden="1" w:unhideWhenUsed="1"/>
+    <w:lsdException w:name="Date" w:semiHidden="1" w:unhideWhenUsed="1"/>
+    <w:lsdException w:name="Body Text First Indent" w:semiHidden="1" w:unhideWhenUsed="1"/>
+    <w:lsdException w:name="Body Text First Indent 2" w:semiHidden="1" w:unhideWhenUsed="1"/>
+    <w:lsdException w:name="Note Heading" w:semiHidden="1" w:unhideWhenUsed="1"/>
+    <w:lsdException w:name="Body Text 2" w:semiHidden="1" w:unhideWhenUsed="1"/>
+    <w:lsdException w:name="Body Text 3" w:semiHidden="1" w:unhideWhenUsed="1"/>
+    <w:lsdException w:name="Body Text Indent 2" w:semiHidden="1" w:unhideWhenUsed="1"/>
+    <w:lsdException w:name="Body Text Indent 3" w:semiHidden="1" w:unhideWhenUsed="1"/>
+    <w:lsdException w:name="Block Text" w:semiHidden="1" w:unhideWhenUsed="1"/>
+    <w:lsdException w:name="Hyperlink" w:semiHidden="1" w:unhideWhenUsed="1"/>
+    <w:lsdException w:name="FollowedHyperlink" w:semiHidden="1" w:unhideWhenUsed="1"/>
+    <w:lsdException w:name="Strong" w:uiPriority="22" w:qFormat="1"/>
+    <w:lsdException w:name="Emphasis" w:uiPriority="20" w:qFormat="1"/>
+    <w:lsdException w:name="Document Map" w:semiHidden="1" w:unhideWhenUsed="1"/>
+    <w:lsdException w:name="Plain Text" w:semiHidden="1" w:unhideWhenUsed="1"/>
+    <w:lsdException w:name="E-mail Signature" w:semiHidden="1" w:unhideWhenUsed="1"/>
+    <w:lsdException w:name="HTML Top of Form" w:semiHidden="1" w:unhideWhenUsed="1"/>
+    <w:lsdException w:name="HTML Bottom of Form" w:semiHidden="1" w:unhideWhenUsed="1"/>
+    <w:lsdException w:name="Normal (Web)" w:semiHidden="1" w:unhideWhenUsed="1"/>
+    <w:lsdException w:name="HTML Acronym" w:semiHidden="1" w:unhideWhenUsed="1"/>
+    <w:lsdException w:name="HTML Address" w:semiHidden="1" w:unhideWhenUsed="1"/>
+    <w:lsdException w:name="HTML Cite" w:semiHidden="1" w:unhideWhenUsed="1"/>
+    <w:lsdException w:name="HTML Code" w:semiHidden="1" w:unhideWhenUsed="1"/>
+    <w:lsdException w:name="HTML Definition" w:semiHidden="1" w:unhideWhenUsed="1"/>
+    <w:lsdException w:name="HTML Keyboard" w:semiHidden="1" w:unhideWhenUsed="1"/>
+    <w:lsdException w:name="HTML Preformatted" w:semiHidden="1" w:unhideWhenUsed="1"/>
+    <w:lsdException w:name="HTML Sample" w:semiHidden="1" w:unhideWhenUsed="1"/>
+    <w:lsdException w:name="HTML Typewriter" w:semiHidden="1" w:unhideWhenUsed="1"/>
+    <w:lsdException w:name="HTML Variable" w:semiHidden="1" w:unhideWhenUsed="1"/>
+    <w:lsdException w:name="Normal Table" w:semiHidden="1" w:unhideWhenUsed="1"/>
+    <w:lsdException w:name="annotation subject" w:semiHidden="1" w:unhideWhenUsed="1"/>
+    <w:lsdException w:name="No List" w:semiHidden="1" w:unhideWhenUsed="1"/>
+    <w:lsdException w:name="Outline List 1" w:semiHidden="1" w:unhideWhenUsed="1"/>
+    <w:lsdException w:name="Outline List 2" w:semiHidden="1" w:unhideWhenUsed="1"/>
+    <w:lsdException w:name="Outline List 3" w:semiHidden="1" w:unhideWhenUsed="1"/>
+    <w:lsdException w:name="Table Simple 1" w:semiHidden="1" w:unhideWhenUsed="1"/>
+    <w:lsdException w:name="Table Simple 2" w:semiHidden="1" w:unhideWhenUsed="1"/>
+    <w:lsdException w:name="Table Simple 3" w:semiHidden="1" w:unhideWhenUsed="1"/>
+    <w:lsdException w:name="Table Classic 1" w:semiHidden="1" w:unhideWhenUsed="1"/>
+    <w:lsdException w:name="Table Classic 2" w:semiHidden="1" w:unhideWhenUsed="1"/>
+    <w:lsdException w:name="Table Classic 3" w:semiHidden="1" w:unhideWhenUsed="1"/>
+    <w:lsdException w:name="Table Classic 4" w:semiHidden="1" w:unhideWhenUsed="1"/>
+    <w:lsdException w:name="Table Colorful 1" w:semiHidden="1" w:unhideWhenUsed="1"/>
+    <w:lsdException w:name="Table Colorful 2" w:semiHidden="1" w:unhideWhenUsed="1"/>
+    <w:lsdException w:name="Table Colorful 3" w:semiHidden="1" w:unhideWhenUsed="1"/>
+    <w:lsdException w:name="Table Columns 1" w:semiHidden="1" w:unhideWhenUsed="1"/>
+    <w:lsdException w:name="Table Columns 2" w:semiHidden="1" w:unhideWhenUsed="1"/>
+    <w:lsdException w:name="Table Columns 3" w:semiHidden="1" w:unhideWhenUsed="1"/>
+    <w:lsdException w:name="Table Columns 4" w:semiHidden="1" w:unhideWhenUsed="1"/>
+    <w:lsdException w:name="Table Columns 5" w:semiHidden="1" w:unhideWhenUsed="1"/>
+    <w:lsdException w:name="Table Grid 1" w:semiHidden="1" w:unhideWhenUsed="1"/>
+    <w:lsdException w:name="Table Grid 2" w:semiHidden="1" w:unhideWhenUsed="1"/>
+    <w:lsdException w:name="Table Grid 3" w:semiHidden="1" w:unhideWhenUsed="1"/>
+    <w:lsdException w:name="Table Grid 4" w:semiHidden="1" w:unhideWhenUsed="1"/>
+    <w:lsdException w:name="Table Grid 5" w:semiHidden="1" w:unhideWhenUsed="1"/>
+    <w:lsdException w:name="Table Grid 6" w:semiHidden="1" w:unhideWhenUsed="1"/>
+    <w:lsdException w:name="Table Grid 7" w:semiHidden="1" w:unhideWhenUsed="1"/>
+    <w:lsdException w:name="Table Grid 8" w:semiHidden="1" w:unhideWhenUsed="1"/>
+    <w:lsdException w:name="Table List 1" w:semiHidden="1" w:unhideWhenUsed="1"/>
+    <w:lsdException w:name="Table List 2" w:semiHidden="1" w:unhideWhenUsed="1"/>
+    <w:lsdException w:name="Table List 3" w:semiHidden="1" w:unhideWhenUsed="1"/>
+    <w:lsdException w:name="Table List 4" w:semiHidden="1" w:unhideWhenUsed="1"/>
+    <w:lsdException w:name="Table List 5" w:semiHidden="1" w:unhideWhenUsed="1"/>
+    <w:lsdException w:name="Table List 6" w:semiHidden="1" w:unhideWhenUsed="1"/>
+    <w:lsdException w:name="Table List 7" w:semiHidden="1" w:unhideWhenUsed="1"/>
+    <w:lsdException w:name="Table List 8" w:semiHidden="1" w:unhideWhenUsed="1"/>
+    <w:lsdException w:name="Table 3D effects 1" w:semiHidden="1" w:unhideWhenUsed="1"/>
+    <w:lsdException w:name="Table 3D effects 2" w:semiHidden="1" w:unhideWhenUsed="1"/>
+    <w:lsdException w:name="Table 3D effects 3" w:semiHidden="1" w:unhideWhenUsed="1"/>
+    <w:lsdException w:name="Table Contemporary" w:semiHidden="1" w:unhideWhenUsed="1"/>
+    <w:lsdException w:name="Table Elegant" w:semiHidden="1" w:unhideWhenUsed="1"/>
+    <w:lsdException w:name="Table Professional" w:semiHidden="1" w:unhideWhenUsed="1"/>
+    <w:lsdException w:name="Table Subtle 1" w:semiHidden="1" w:unhideWhenUsed="1"/>
+    <w:lsdException w:name="Table Subtle 2" w:semiHidden="1" w:unhideWhenUsed="1"/>
+    <w:lsdException w:name="Table Web 1" w:semiHidden="1" w:unhideWhenUsed="1"/>
+    <w:lsdException w:name="Table Web 2" w:semiHidden="1" w:unhideWhenUsed="1"/>
+    <w:lsdException w:name="Table Web 3" w:semiHidden="1" w:unhideWhenUsed="1"/>
+    <w:lsdException w:name="Balloon Text" w:semiHidden="1" w:unhideWhenUsed="1"/>
+    <w:lsdException w:name="Table Grid" w:uiPriority="39"/>
+    <w:lsdException w:name="Table Theme" w:semiHidden="1" w:unhideWhenUsed="1"/>
+    <w:lsdException w:name="Placeholder Text" w:semiHidden="1"/>
+    <w:lsdException w:name="No Spacing" w:uiPriority="1" w:qFormat="1"/>
+    <w:lsdException w:name="Light Shading" w:uiPriority="60"/>
+    <w:lsdException w:name="Light List" w:uiPriority="61"/>
+    <w:lsdException w:name="Light Grid" w:uiPriority="62"/>
+    <w:lsdException w:name="Medium Shading 1" w:uiPriority="63"/>
+    <w:lsdException w:name="Medium Shading 2" w:uiPriority="64"/>
+    <w:lsdException w:name="Medium List 1" w:uiPriority="65"/>
+    <w:lsdException w:name="Medium List 2" w:uiPriority="66"/>
+    <w:lsdException w:name="Medium Grid 1" w:uiPriority="67"/>
+    <w:lsdException w:name="Medium Grid 2" w:uiPriority="68"/>
+    <w:lsdException w:name="Medium Grid 3" w:uiPriority="69"/>
+    <w:lsdException w:name="Dark List" w:uiPriority="70"/>
+    <w:lsdException w:name="Colorful Shading" w:uiPriority="71"/>
+    <w:lsdException w:name="Colorful List" w:uiPriority="72"/>
+    <w:lsdException w:name="Colorful Grid" w:uiPriority="73"/>
+    <w:lsdException w:name="Light Shading Accent 1" w:uiPriority="60"/>
+    <w:lsdException w:name="Light List Accent 1" w:uiPriority="61"/>
+    <w:lsdException w:name="Light Grid Accent 1" w:uiPriority="62"/>
+    <w:lsdException w:name="Medium Shading 1 Accent 1" w:uiPriority="63"/>
+    <w:lsdException w:name="Medium Shading 2 Accent 1" w:uiPriority="64"/>
+    <w:lsdException w:name="Medium List 1 Accent 1" w:uiPriority="65"/>
+    <w:lsdException w:name="Revision" w:semiHidden="1"/>
+    <w:lsdException w:name="List Paragraph" w:uiPriority="34" w:qFormat="1"/>
+    <w:lsdException w:name="Quote" w:uiPriority="29" w:qFormat="1"/>
+    <w:lsdException w:name="Intense Quote" w:uiPriority="30" w:qFormat="1"/>
+    <w:lsdException w:name="Medium List 2 Accent 1" w:uiPriority="66"/>
+    <w:lsdException w:name="Medium Grid 1 Accent 1" w:uiPriority="67"/>
+    <w:lsdException w:name="Medium Grid 2 Accent 1" w:uiPriority="68"/>
+    <w:lsdException w:name="Medium Grid 3 Accent 1" w:uiPriority="69"/>
+    <w:lsdException w:name="Dark List Accent 1" w:uiPriority="70"/>
+    <w:lsdException w:name="Colorful Shading Accent 1" w:uiPriority="71"/>
+    <w:lsdException w:name="Colorful List Accent 1" w:uiPriority="72"/>
+    <w:lsdException w:name="Colorful Grid Accent 1" w:uiPriority="73"/>
+    <w:lsdException w:name="Light Shading Accent 2" w:uiPriority="60"/>
+    <w:lsdException w:name="Light List Accent 2" w:uiPriority="61"/>
+    <w:lsdException w:name="Light Grid Accent 2" w:uiPriority="62"/>
+    <w:lsdException w:name="Medium Shading 1 Accent 2" w:uiPriority="63"/>
+    <w:lsdException w:name="Medium Shading 2 Accent 2" w:uiPriority="64"/>
+    <w:lsdException w:name="Medium List 1 Accent 2" w:uiPriority="65"/>
+    <w:lsdException w:name="Medium List 2 Accent 2" w:uiPriority="66"/>
+    <w:lsdException w:name="Medium Grid 1 Accent 2" w:uiPriority="67"/>
+    <w:lsdException w:name="Medium Grid 2 Accent 2" w:uiPriority="68"/>
+    <w:lsdException w:name="Medium Grid 3 Accent 2" w:uiPriority="69"/>
+    <w:lsdException w:name="Dark List Accent 2" w:uiPriority="70"/>
+    <w:lsdException w:name="Colorful Shading Accent 2" w:uiPriority="71"/>
+    <w:lsdException w:name="Colorful List Accent 2" w:uiPriority="72"/>
+    <w:lsdException w:name="Colorful Grid Accent 2" w:uiPriority="73"/>
+    <w:lsdException w:name="Light Shading Accent 3" w:uiPriority="60"/>
+    <w:lsdException w:name="Light List Accent 3" w:uiPriority="61"/>
+    <w:lsdException w:name="Light Grid Accent 3" w:uiPriority="62"/>
+    <w:lsdException w:name="Medium Shading 1 Accent 3" w:uiPriority="63"/>
+    <w:lsdException w:name="Medium Shading 2 Accent 3" w:uiPriority="64"/>
+    <w:lsdException w:name="Medium List 1 Accent 3" w:uiPriority="65"/>
+    <w:lsdException w:name="Medium List 2 Accent 3" w:uiPriority="66"/>
+    <w:lsdException w:name="Medium Grid 1 Accent 3" w:uiPriority="67"/>
+    <w:lsdException w:name="Medium Grid 2 Accent 3" w:uiPriority="68"/>
+    <w:lsdException w:name="Medium Grid 3 Accent 3" w:uiPriority="69"/>
+    <w:lsdException w:name="Dark List Accent 3" w:uiPriority="70"/>
+    <w:lsdException w:name="Colorful Shading Accent 3" w:uiPriority="71"/>
+    <w:lsdException w:name="Colorful List Accent 3" w:uiPriority="72"/>
+    <w:lsdException w:name="Colorful Grid Accent 3" w:uiPriority="73"/>
+    <w:lsdException w:name="Light Shading Accent 4" w:uiPriority="60"/>
+    <w:lsdException w:name="Light List Accent 4" w:uiPriority="61"/>
+    <w:lsdException w:name="Light Grid Accent 4" w:uiPriority="62"/>
+    <w:lsdException w:name="Medium Shading 1 Accent 4" w:uiPriority="63"/>
+    <w:lsdException w:name="Medium Shading 2 Accent 4" w:uiPriority="64"/>
+    <w:lsdException w:name="Medium List 1 Accent 4" w:uiPriority="65"/>
+    <w:lsdException w:name="Medium List 2 Accent 4" w:uiPriority="66"/>
+    <w:lsdException w:name="Medium Grid 1 Accent 4" w:uiPriority="67"/>
+    <w:lsdException w:name="Medium Grid 2 Accent 4" w:uiPriority="68"/>
+    <w:lsdException w:name="Medium Grid 3 Accent 4" w:uiPriority="69"/>
+    <w:lsdException w:name="Dark List Accent 4" w:uiPriority="70"/>
+    <w:lsdException w:name="Colorful Shading Accent 4" w:uiPriority="71"/>
+    <w:lsdException w:name="Colorful List Accent 4" w:uiPriority="72"/>
+    <w:lsdException w:name="Colorful Grid Accent 4" w:uiPriority="73"/>
+    <w:lsdException w:name="Light Shading Accent 5" w:uiPriority="60"/>
+    <w:lsdException w:name="Light List Accent 5" w:uiPriority="61"/>
+    <w:lsdException w:name="Light Grid Accent 5" w:uiPriority="62"/>
+    <w:lsdException w:name="Medium Shading 1 Accent 5" w:uiPriority="63"/>
+    <w:lsdException w:name="Medium Shading 2 Accent 5" w:uiPriority="64"/>
+    <w:lsdException w:name="Medium List 1 Accent 5" w:uiPriority="65"/>
+    <w:lsdException w:name="Medium List 2 Accent 5" w:uiPriority="66"/>
+    <w:lsdException w:name="Medium Grid 1 Accent 5" w:uiPriority="67"/>
+    <w:lsdException w:name="Medium Grid 2 Accent 5" w:uiPriority="68"/>
+    <w:lsdException w:name="Medium Grid 3 Accent 5" w:uiPriority="69"/>
+    <w:lsdException w:name="Dark List Accent 5" w:uiPriority="70"/>
+    <w:lsdException w:name="Colorful Shading Accent 5" w:uiPriority="71"/>
+    <w:lsdException w:name="Colorful List Accent 5" w:uiPriority="72"/>
+    <w:lsdException w:name="Colorful Grid Accent 5" w:uiPriority="73"/>
+    <w:lsdException w:name="Light Shading Accent 6" w:uiPriority="60"/>
+    <w:lsdException w:name="Light List Accent 6" w:uiPriority="61"/>
+    <w:lsdException w:name="Light Grid Accent 6" w:uiPriority="62"/>
+    <w:lsdException w:name="Medium Shading 1 Accent 6" w:uiPriority="63"/>
+    <w:lsdException w:name="Medium Shading 2 Accent 6" w:uiPriority="64"/>
+    <w:lsdException w:name="Medium List 1 Accent 6" w:uiPriority="65"/>
+    <w:lsdException w:name="Medium List 2 Accent 6" w:uiPriority="66"/>
+    <w:lsdException w:name="Medium Grid 1 Accent 6" w:uiPriority="67"/>
+    <w:lsdException w:name="Medium Grid 2 Accent 6" w:uiPriority="68"/>
+    <w:lsdException w:name="Medium Grid 3 Accent 6" w:uiPriority="69"/>
+    <w:lsdException w:name="Dark List Accent 6" w:uiPriority="70"/>
+    <w:lsdException w:name="Colorful Shading Accent 6" w:uiPriority="71"/>
+    <w:lsdException w:name="Colorful List Accent 6" w:uiPriority="72"/>
+    <w:lsdException w:name="Colorful Grid Accent 6" w:uiPriority="73"/>
+    <w:lsdException w:name="Subtle Emphasis" w:uiPriority="19" w:qFormat="1"/>
+    <w:lsdException w:name="Intense Emphasis" w:uiPriority="21" w:qFormat="1"/>
+    <w:lsdException w:name="Subtle Reference" w:uiPriority="31" w:qFormat="1"/>
+    <w:lsdException w:name="Intense Reference" w:uiPriority="32" w:qFormat="1"/>
+    <w:lsdException w:name="Book Title" w:uiPriority="33" w:qFormat="1"/>
+    <w:lsdException w:name="Bibliography" w:semiHidden="1" w:uiPriority="37" w:unhideWhenUsed="1"/>
+    <w:lsdException w:name="TOC Heading" w:semiHidden="1" w:uiPriority="39" w:unhideWhenUsed="1" w:qFormat="1"/>
+    <w:lsdException w:name="Plain Table 1" w:uiPriority="41"/>
+    <w:lsdException w:name="Plain Table 2" w:uiPriority="42"/>
+    <w:lsdException w:name="Plain Table 3" w:uiPriority="43"/>
+    <w:lsdException w:name="Plain Table 4" w:uiPriority="44"/>
+    <w:lsdException w:name="Plain Table 5" w:uiPriority="45"/>
+    <w:lsdException w:name="Grid Table Light" w:uiPriority="40"/>
+    <w:lsdException w:name="Grid Table 1 Light" w:uiPriority="46"/>
+    <w:lsdException w:name="Grid Table 2" w:uiPriority="47"/>
+    <w:lsdException w:name="Grid Table 3" w:uiPriority="48"/>
+    <w:lsdException w:name="Grid Table 4" w:uiPriority="49"/>
+    <w:lsdException w:name="Grid Table 5 Dark" w:uiPriority="50"/>
+    <w:lsdException w:name="Grid Table 6 Colorful" w:uiPriority="51"/>
+    <w:lsdException w:name="Grid Table 7 Colorful" w:uiPriority="52"/>
+    <w:lsdException w:name="Grid Table 1 Light Accent 1" w:uiPriority="46"/>
+    <w:lsdException w:name="Grid Table 2 Accent 1" w:uiPriority="47"/>
+    <w:lsdException w:name="Grid Table 3 Accent 1" w:uiPriority="48"/>
+    <w:lsdException w:name="Grid Table 4 Accent 1" w:uiPriority="49"/>
+    <w:lsdException w:name="Grid Table 5 Dark Accent 1" w:uiPriority="50"/>
+    <w:lsdException w:name="Grid Table 6 Colorful Accent 1" w:uiPriority="51"/>
+    <w:lsdException w:name="Grid Table 7 Colorful Accent 1" w:uiPriority="52"/>
+    <w:lsdException w:name="Grid Table 1 Light Accent 2" w:uiPriority="46"/>
+    <w:lsdException w:name="Grid Table 2 Accent 2" w:uiPriority="47"/>
+    <w:lsdException w:name="Grid Table 3 Accent 2" w:uiPriority="48"/>
+    <w:lsdException w:name="Grid Table 4 Accent 2" w:uiPriority="49"/>
+    <w:lsdException w:name="Grid Table 5 Dark Accent 2" w:uiPriority="50"/>
+    <w:lsdException w:name="Grid Table 6 Colorful Accent 2" w:uiPriority="51"/>
+    <w:lsdException w:name="Grid Table 7 Colorful Accent 2" w:uiPriority="52"/>
+    <w:lsdException w:name="Grid Table 1 Light Accent 3" w:uiPriority="46"/>
+    <w:lsdException w:name="Grid Table 2 Accent 3" w:uiPriority="47"/>
+    <w:lsdException w:name="Grid Table 3 Accent 3" w:uiPriority="48"/>
+    <w:lsdException w:name="Grid Table 4 Accent 3" w:uiPriority="49"/>
+    <w:lsdException w:name="Grid Table 5 Dark Accent 3" w:uiPriority="50"/>
+    <w:lsdException w:name="Grid Table 6 Colorful Accent 3" w:uiPriority="51"/>
+    <w:lsdException w:name="Grid Table 7 Colorful Accent 3" w:uiPriority="52"/>
+    <w:lsdException w:name="Grid Table 1 Light Accent 4" w:uiPriority="46"/>
+    <w:lsdException w:name="Grid Table 2 Accent 4" w:uiPriority="47"/>
+    <w:lsdException w:name="Grid Table 3 Accent 4" w:uiPriority="48"/>
+    <w:lsdException w:name="Grid Table 4 Accent 4" w:uiPriority="49"/>
+    <w:lsdException w:name="Grid Table 5 Dark Accent 4" w:uiPriority="50"/>
+    <w:lsdException w:name="Grid Table 6 Colorful Accent 4" w:uiPriority="51"/>
+    <w:lsdException w:name="Grid Table 7 Colorful Accent 4" w:uiPriority="52"/>
+    <w:lsdException w:name="Grid Table 1 Light Accent 5" w:uiPriority="46"/>
+    <w:lsdException w:name="Grid Table 2 Accent 5" w:uiPriority="47"/>
+    <w:lsdException w:name="Grid Table 3 Accent 5" w:uiPriority="48"/>
+    <w:lsdException w:name="Grid Table 4 Accent 5" w:uiPriority="49"/>
+    <w:lsdException w:name="Grid Table 5 Dark Accent 5" w:uiPriority="50"/>
+    <w:lsdException w:name="Grid Table 6 Colorful Accent 5" w:uiPriority="51"/>
+    <w:lsdException w:name="Grid Table 7 Colorful Accent 5" w:uiPriority="52"/>
+    <w:lsdException w:name="Grid Table 1 Light Accent 6" w:uiPriority="46"/>
+    <w:lsdException w:name="Grid Table 2 Accent 6" w:uiPriority="47"/>
+    <w:lsdException w:name="Grid Table 3 Accent 6" w:uiPriority="48"/>
+    <w:lsdException w:name="Grid Table 4 Accent 6" w:uiPriority="49"/>
+    <w:lsdException w:name="Grid Table 5 Dark Accent 6" w:uiPriority="50"/>
+    <w:lsdException w:name="Grid Table 6 Colorful Accent 6" w:uiPriority="51"/>
+    <w:lsdException w:name="Grid Table 7 Colorful Accent 6" w:uiPriority="52"/>
+    <w:lsdException w:name="List Table 1 Light" w:uiPriority="46"/>
+    <w:lsdException w:name="List Table 2" w:uiPriority="47"/>
+    <w:lsdException w:name="List Table 3" w:uiPriority="48"/>
+    <w:lsdException w:name="List Table 4" w:uiPriority="49"/>
+    <w:lsdException w:name="List Table 5 Dark" w:uiPriority="50"/>
+    <w:lsdException w:name="List Table 6 Colorful" w:uiPriority="51"/>
+    <w:lsdException w:name="List Table 7 Colorful" w:uiPriority="52"/>
+    <w:lsdException w:name="List Table 1 Light Accent 1" w:uiPriority="46"/>
+    <w:lsdException w:name="List Table 2 Accent 1" w:uiPriority="47"/>
+    <w:lsdException w:name="List Table 3 Accent 1" w:uiPriority="48"/>
+    <w:lsdException w:name="List Table 4 Accent 1" w:uiPriority="49"/>
+    <w:lsdException w:name="List Table 5 Dark Accent 1" w:uiPriority="50"/>
+    <w:lsdException w:name="List Table 6 Colorful Accent 1" w:uiPriority="51"/>
+    <w:lsdException w:name="List Table 7 Colorful Accent 1" w:uiPriority="52"/>
+    <w:lsdException w:name="List Table 1 Light Accent 2" w:uiPriority="46"/>
+    <w:lsdException w:name="List Table 2 Accent 2" w:uiPriority="47"/>
+    <w:lsdException w:name="List Table 3 Accent 2" w:uiPriority="48"/>
+    <w:lsdException w:name="List Table 4 Accent 2" w:uiPriority="49"/>
+    <w:lsdException w:name="List Table 5 Dark Accent 2" w:uiPriority="50"/>
+    <w:lsdException w:name="List Table 6 Colorful Accent 2" w:uiPriority="51"/>
+    <w:lsdException w:name="List Table 7 Colorful Accent 2" w:uiPriority="52"/>
+    <w:lsdException w:name="List Table 1 Light Accent 3" w:uiPriority="46"/>
+    <w:lsdException w:name="List Table 2 Accent 3" w:uiPriority="47"/>
+    <w:lsdException w:name="List Table 3 Accent 3" w:uiPriority="48"/>
+    <w:lsdException w:name="List Table 4 Accent 3" w:uiPriority="49"/>
+    <w:lsdException w:name="List Table 5 Dark Accent 3" w:uiPriority="50"/>
+    <w:lsdException w:name="List Table 6 Colorful Accent 3" w:uiPriority="51"/>
+    <w:lsdException w:name="List Table 7 Colorful Accent 3" w:uiPriority="52"/>
+    <w:lsdException w:name="List Table 1 Light Accent 4" w:uiPriority="46"/>
+    <w:lsdException w:name="List Table 2 Accent 4" w:uiPriority="47"/>
+    <w:lsdException w:name="List Table 3 Accent 4" w:uiPriority="48"/>
+    <w:lsdException w:name="List Table 4 Accent 4" w:uiPriority="49"/>
+    <w:lsdException w:name="List Table 5 Dark Accent 4" w:uiPriority="50"/>
+    <w:lsdException w:name="List Table 6 Colorful Accent 4" w:uiPriority="51"/>
+    <w:lsdException w:name="List Table 7 Colorful Accent 4" w:uiPriority="52"/>
+    <w:lsdException w:name="List Table 1 Light Accent 5" w:uiPriority="46"/>
+    <w:lsdException w:name="List Table 2 Accent 5" w:uiPriority="47"/>
+    <w:lsdException w:name="List Table 3 Accent 5" w:uiPriority="48"/>
+    <w:lsdException w:name="List Table 4 Accent 5" w:uiPriority="49"/>
+    <w:lsdException w:name="List Table 5 Dark Accent 5" w:uiPriority="50"/>
+    <w:lsdException w:name="List Table 6 Colorful Accent 5" w:uiPriority="51"/>
+    <w:lsdException w:name="List Table 7 Colorful Accent 5" w:uiPriority="52"/>
+    <w:lsdException w:name="List Table 1 Light Accent 6" w:uiPriority="46"/>
+    <w:lsdException w:name="List Table 2 Accent 6" w:uiPriority="47"/>
+    <w:lsdException w:name="List Table 3 Accent 6" w:uiPriority="48"/>
+    <w:lsdException w:name="List Table 4 Accent 6" w:uiPriority="49"/>
+    <w:lsdException w:name="List Table 5 Dark Accent 6" w:uiPriority="50"/>
+    <w:lsdException w:name="List Table 6 Colorful Accent 6" w:uiPriority="51"/>
+    <w:lsdException w:name="List Table 7 Colorful Accent 6" w:uiPriority="52"/>
+    <w:lsdException w:name="Mention" w:semiHidden="1" w:unhideWhenUsed="1"/>
+    <w:lsdException w:name="Smart Hyperlink" w:semiHidden="1" w:unhideWhenUsed="1"/>
+    <w:lsdException w:name="Hashtag" w:semiHidden="1" w:unhideWhenUsed="1"/>
+    <w:lsdException w:name="Unresolved Mention" w:semiHidden="1" w:unhideWhenUsed="1"/>
+  </w:latentStyles>
+  <w:style w:type="paragraph" w:default="1" w:styleId="Normal">
+    <w:name w:val="Normal"/>
+    <w:qFormat/>
   </w:style>
-  <w:style w:type="paragraph" w:styleId="Normal" w:default="1">
-    <w:name w:val="normal"/>
-  </w:style>
-  <w:style w:type="paragraph" w:styleId="Heading1">
+  <w:style w:type="paragraph" w:styleId="Ttulo1">
     <w:name w:val="heading 1"/>
     <w:basedOn w:val="Normal"/>
     <w:next w:val="Normal"/>
+    <w:uiPriority w:val="9"/>
+    <w:qFormat/>
     <w:pPr>
-      <w:keepNext w:val="1"/>
-      <w:keepLines w:val="1"/>
-      <w:pageBreakBefore w:val="0"/>
-      <w:spacing w:after="120" w:before="400" w:lineRule="auto"/>
+      <w:keepNext/>
+      <w:keepLines/>
+      <w:spacing w:before="400" w:after="120"/>
+      <w:outlineLvl w:val="0"/>
     </w:pPr>
     <w:rPr>
       <w:sz w:val="40"/>
       <w:szCs w:val="40"/>
     </w:rPr>
   </w:style>
-  <w:style w:type="paragraph" w:styleId="Heading2">
+  <w:style w:type="paragraph" w:styleId="Ttulo2">
     <w:name w:val="heading 2"/>
     <w:basedOn w:val="Normal"/>
     <w:next w:val="Normal"/>
+    <w:uiPriority w:val="9"/>
+    <w:semiHidden/>
+    <w:unhideWhenUsed/>
+    <w:qFormat/>
     <w:pPr>
-      <w:keepNext w:val="1"/>
-      <w:keepLines w:val="1"/>
-      <w:pageBreakBefore w:val="0"/>
-      <w:spacing w:after="120" w:before="360" w:lineRule="auto"/>
+      <w:keepNext/>
+      <w:keepLines/>
+      <w:spacing w:before="360" w:after="120"/>
+      <w:outlineLvl w:val="1"/>
     </w:pPr>
     <w:rPr>
-      <w:b w:val="0"/>
-      <w:bCs w:val="0"/>
       <w:sz w:val="32"/>
       <w:szCs w:val="32"/>
     </w:rPr>
   </w:style>
-  <w:style w:type="paragraph" w:styleId="Heading3">
+  <w:style w:type="paragraph" w:styleId="Ttulo3">
     <w:name w:val="heading 3"/>
     <w:basedOn w:val="Normal"/>
     <w:next w:val="Normal"/>
+    <w:uiPriority w:val="9"/>
+    <w:semiHidden/>
+    <w:unhideWhenUsed/>
+    <w:qFormat/>
     <w:pPr>
-      <w:keepNext w:val="1"/>
-      <w:keepLines w:val="1"/>
-      <w:pageBreakBefore w:val="0"/>
-      <w:spacing w:after="80" w:before="320" w:lineRule="auto"/>
+      <w:keepNext/>
+      <w:keepLines/>
+      <w:spacing w:before="320" w:after="80"/>
+      <w:outlineLvl w:val="2"/>
     </w:pPr>
     <w:rPr>
-      <w:b w:val="0"/>
-      <w:bCs w:val="0"/>
       <w:color w:val="434343"/>
       <w:sz w:val="28"/>
       <w:szCs w:val="28"/>
     </w:rPr>
   </w:style>
-  <w:style w:type="paragraph" w:styleId="Heading4">
+  <w:style w:type="paragraph" w:styleId="Ttulo4">
     <w:name w:val="heading 4"/>
     <w:basedOn w:val="Normal"/>
     <w:next w:val="Normal"/>
+    <w:uiPriority w:val="9"/>
+    <w:semiHidden/>
+    <w:unhideWhenUsed/>
+    <w:qFormat/>
     <w:pPr>
-      <w:keepNext w:val="1"/>
-      <w:keepLines w:val="1"/>
-      <w:pageBreakBefore w:val="0"/>
-      <w:spacing w:after="80" w:before="280" w:lineRule="auto"/>
+      <w:keepNext/>
+      <w:keepLines/>
+      <w:spacing w:before="280" w:after="80"/>
+      <w:outlineLvl w:val="3"/>
     </w:pPr>
     <w:rPr>
       <w:color w:val="666666"/>
@@ -1698,80 +1972,120 @@
       <w:szCs w:val="24"/>
     </w:rPr>
   </w:style>
-  <w:style w:type="paragraph" w:styleId="Heading5">
+  <w:style w:type="paragraph" w:styleId="Ttulo5">
     <w:name w:val="heading 5"/>
     <w:basedOn w:val="Normal"/>
     <w:next w:val="Normal"/>
+    <w:uiPriority w:val="9"/>
+    <w:semiHidden/>
+    <w:unhideWhenUsed/>
+    <w:qFormat/>
     <w:pPr>
-      <w:keepNext w:val="1"/>
-      <w:keepLines w:val="1"/>
-      <w:pageBreakBefore w:val="0"/>
-      <w:spacing w:after="80" w:before="240" w:lineRule="auto"/>
+      <w:keepNext/>
+      <w:keepLines/>
+      <w:spacing w:before="240" w:after="80"/>
+      <w:outlineLvl w:val="4"/>
     </w:pPr>
     <w:rPr>
       <w:color w:val="666666"/>
-      <w:sz w:val="22"/>
-      <w:szCs w:val="22"/>
     </w:rPr>
   </w:style>
-  <w:style w:type="paragraph" w:styleId="Heading6">
+  <w:style w:type="paragraph" w:styleId="Ttulo6">
     <w:name w:val="heading 6"/>
     <w:basedOn w:val="Normal"/>
     <w:next w:val="Normal"/>
+    <w:uiPriority w:val="9"/>
+    <w:semiHidden/>
+    <w:unhideWhenUsed/>
+    <w:qFormat/>
     <w:pPr>
-      <w:keepNext w:val="1"/>
-      <w:keepLines w:val="1"/>
-      <w:pageBreakBefore w:val="0"/>
-      <w:spacing w:after="80" w:before="240" w:lineRule="auto"/>
+      <w:keepNext/>
+      <w:keepLines/>
+      <w:spacing w:before="240" w:after="80"/>
+      <w:outlineLvl w:val="5"/>
     </w:pPr>
     <w:rPr>
-      <w:i w:val="1"/>
-      <w:iCs w:val="1"/>
+      <w:i/>
+      <w:iCs/>
       <w:color w:val="666666"/>
-      <w:sz w:val="22"/>
-      <w:szCs w:val="22"/>
     </w:rPr>
   </w:style>
-  <w:style w:type="paragraph" w:styleId="Title">
+  <w:style w:type="character" w:default="1" w:styleId="Fontepargpadro">
+    <w:name w:val="Default Paragraph Font"/>
+    <w:uiPriority w:val="1"/>
+    <w:semiHidden/>
+    <w:unhideWhenUsed/>
+  </w:style>
+  <w:style w:type="table" w:default="1" w:styleId="Tabelanormal">
+    <w:name w:val="Normal Table"/>
+    <w:uiPriority w:val="99"/>
+    <w:semiHidden/>
+    <w:unhideWhenUsed/>
+    <w:tblPr>
+      <w:tblInd w:w="0" w:type="dxa"/>
+      <w:tblCellMar>
+        <w:top w:w="0" w:type="dxa"/>
+        <w:left w:w="108" w:type="dxa"/>
+        <w:bottom w:w="0" w:type="dxa"/>
+        <w:right w:w="108" w:type="dxa"/>
+      </w:tblCellMar>
+    </w:tblPr>
+  </w:style>
+  <w:style w:type="numbering" w:default="1" w:styleId="Semlista">
+    <w:name w:val="No List"/>
+    <w:uiPriority w:val="99"/>
+    <w:semiHidden/>
+    <w:unhideWhenUsed/>
+  </w:style>
+  <w:style w:type="table" w:customStyle="1" w:styleId="TableNormal">
+    <w:name w:val="TableNormal"/>
+    <w:tblPr>
+      <w:tblCellMar>
+        <w:top w:w="100" w:type="dxa"/>
+        <w:left w:w="100" w:type="dxa"/>
+        <w:bottom w:w="100" w:type="dxa"/>
+        <w:right w:w="100" w:type="dxa"/>
+      </w:tblCellMar>
+    </w:tblPr>
+  </w:style>
+  <w:style w:type="paragraph" w:styleId="Ttulo">
     <w:name w:val="Title"/>
     <w:basedOn w:val="Normal"/>
     <w:next w:val="Normal"/>
+    <w:uiPriority w:val="10"/>
+    <w:qFormat/>
     <w:pPr>
-      <w:keepNext w:val="1"/>
-      <w:keepLines w:val="1"/>
-      <w:pageBreakBefore w:val="0"/>
-      <w:spacing w:after="60" w:before="0" w:lineRule="auto"/>
+      <w:keepNext/>
+      <w:keepLines/>
+      <w:spacing w:after="60"/>
     </w:pPr>
     <w:rPr>
       <w:sz w:val="52"/>
       <w:szCs w:val="52"/>
     </w:rPr>
   </w:style>
-  <w:style w:type="paragraph" w:styleId="Subtitle">
+  <w:style w:type="paragraph" w:styleId="Subttulo">
     <w:name w:val="Subtitle"/>
     <w:basedOn w:val="Normal"/>
     <w:next w:val="Normal"/>
+    <w:uiPriority w:val="11"/>
+    <w:qFormat/>
     <w:pPr>
-      <w:keepNext w:val="1"/>
-      <w:keepLines w:val="1"/>
-      <w:pageBreakBefore w:val="0"/>
-      <w:spacing w:after="320" w:before="0" w:lineRule="auto"/>
+      <w:keepNext/>
+      <w:keepLines/>
+      <w:spacing w:after="320"/>
     </w:pPr>
     <w:rPr>
-      <w:rFonts w:ascii="Arial" w:cs="Arial" w:eastAsia="Arial" w:hAnsi="Arial"/>
-      <w:i w:val="0"/>
-      <w:iCs w:val="0"/>
       <w:color w:val="666666"/>
       <w:sz w:val="30"/>
       <w:szCs w:val="30"/>
     </w:rPr>
   </w:style>
-  <w:style w:type="table" w:styleId="Table1">
+  <w:style w:type="table" w:customStyle="1" w:styleId="a">
     <w:basedOn w:val="TableNormal"/>
     <w:tblPr>
       <w:tblStyleRowBandSize w:val="1"/>
       <w:tblStyleColBandSize w:val="1"/>
-      <w:tblCellMar/>
     </w:tblPr>
   </w:style>
 </w:styles>
